--- a/fuentes/CFA2_135333_DU.docx
+++ b/fuentes/CFA2_135333_DU.docx
@@ -222,7 +222,7 @@
           </mc:Choice>
           <mc:Fallback>
             <w:pict>
-              <v:rect w14:anchorId="5D0F66AB" id="Rectángulo 3" o:spid="_x0000_s1026" alt="&quot;&quot;" style="position:absolute;margin-left:0;margin-top:30.65pt;width:616.85pt;height:160.8pt;z-index:-251655168;visibility:visible;mso-wrap-style:square;mso-width-percent:0;mso-height-percent:0;mso-wrap-distance-left:9pt;mso-wrap-distance-top:0;mso-wrap-distance-right:9pt;mso-wrap-distance-bottom:0;mso-position-horizontal:left;mso-position-horizontal-relative:page;mso-position-vertical:absolute;mso-position-vertical-relative:text;mso-width-percent:0;mso-height-percent:0;mso-width-relative:margin;mso-height-relative:margin;v-text-anchor:middle" o:gfxdata="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" fillcolor="#00314d" stroked="f" strokeweight="1pt">
+              <v:rect w14:anchorId="20253B2F" id="Rectángulo 3" o:spid="_x0000_s1026" alt="&quot;&quot;" style="position:absolute;margin-left:0;margin-top:30.65pt;width:616.85pt;height:160.8pt;z-index:-251655168;visibility:visible;mso-wrap-style:square;mso-width-percent:0;mso-height-percent:0;mso-wrap-distance-left:9pt;mso-wrap-distance-top:0;mso-wrap-distance-right:9pt;mso-wrap-distance-bottom:0;mso-position-horizontal:left;mso-position-horizontal-relative:page;mso-position-vertical:absolute;mso-position-vertical-relative:text;mso-width-percent:0;mso-height-percent:0;mso-width-relative:margin;mso-height-relative:margin;v-text-anchor:middle" o:gfxdata="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" fillcolor="#00314d" stroked="f" strokeweight="1pt">
                 <w10:wrap anchorx="page"/>
               </v:rect>
             </w:pict>
@@ -578,7 +578,7 @@
           <w:r>
             <w:fldChar w:fldCharType="separate"/>
           </w:r>
-          <w:hyperlink w:anchor="_Toc225889145" w:history="1">
+          <w:hyperlink w:anchor="_Toc229417150" w:history="1">
             <w:r>
               <w:rPr>
                 <w:rStyle w:val="Hipervnculo"/>
@@ -605,7 +605,7 @@
                 <w:noProof/>
                 <w:webHidden/>
               </w:rPr>
-              <w:instrText xml:space="preserve"> PAGEREF _Toc225889145 \h </w:instrText>
+              <w:instrText xml:space="preserve"> PAGEREF _Toc229417150 \h </w:instrText>
             </w:r>
             <w:r>
               <w:rPr>
@@ -651,7 +651,7 @@
               <w:lang w:eastAsia="es-CO"/>
             </w:rPr>
           </w:pPr>
-          <w:hyperlink w:anchor="_Toc225889146" w:history="1">
+          <w:hyperlink w:anchor="_Toc229417151" w:history="1">
             <w:r>
               <w:rPr>
                 <w:rStyle w:val="Hipervnculo"/>
@@ -695,7 +695,7 @@
                 <w:noProof/>
                 <w:webHidden/>
               </w:rPr>
-              <w:instrText xml:space="preserve"> PAGEREF _Toc225889146 \h </w:instrText>
+              <w:instrText xml:space="preserve"> PAGEREF _Toc229417151 \h </w:instrText>
             </w:r>
             <w:r>
               <w:rPr>
@@ -737,7 +737,7 @@
               <w:lang w:eastAsia="es-CO"/>
             </w:rPr>
           </w:pPr>
-          <w:hyperlink w:anchor="_Toc225889147" w:history="1">
+          <w:hyperlink w:anchor="_Toc229417152" w:history="1">
             <w:r>
               <w:rPr>
                 <w:rStyle w:val="Hipervnculo"/>
@@ -781,7 +781,7 @@
                 <w:noProof/>
                 <w:webHidden/>
               </w:rPr>
-              <w:instrText xml:space="preserve"> PAGEREF _Toc225889147 \h </w:instrText>
+              <w:instrText xml:space="preserve"> PAGEREF _Toc229417152 \h </w:instrText>
             </w:r>
             <w:r>
               <w:rPr>
@@ -823,7 +823,7 @@
               <w:lang w:eastAsia="es-CO"/>
             </w:rPr>
           </w:pPr>
-          <w:hyperlink w:anchor="_Toc225889148" w:history="1">
+          <w:hyperlink w:anchor="_Toc229417153" w:history="1">
             <w:r>
               <w:rPr>
                 <w:rStyle w:val="Hipervnculo"/>
@@ -867,7 +867,7 @@
                 <w:noProof/>
                 <w:webHidden/>
               </w:rPr>
-              <w:instrText xml:space="preserve"> PAGEREF _Toc225889148 \h </w:instrText>
+              <w:instrText xml:space="preserve"> PAGEREF _Toc229417153 \h </w:instrText>
             </w:r>
             <w:r>
               <w:rPr>
@@ -909,7 +909,7 @@
               <w:lang w:eastAsia="es-CO"/>
             </w:rPr>
           </w:pPr>
-          <w:hyperlink w:anchor="_Toc225889149" w:history="1">
+          <w:hyperlink w:anchor="_Toc229417154" w:history="1">
             <w:r>
               <w:rPr>
                 <w:rStyle w:val="Hipervnculo"/>
@@ -953,7 +953,7 @@
                 <w:noProof/>
                 <w:webHidden/>
               </w:rPr>
-              <w:instrText xml:space="preserve"> PAGEREF _Toc225889149 \h </w:instrText>
+              <w:instrText xml:space="preserve"> PAGEREF _Toc229417154 \h </w:instrText>
             </w:r>
             <w:r>
               <w:rPr>
@@ -999,7 +999,7 @@
               <w:lang w:eastAsia="es-CO"/>
             </w:rPr>
           </w:pPr>
-          <w:hyperlink w:anchor="_Toc225889150" w:history="1">
+          <w:hyperlink w:anchor="_Toc229417155" w:history="1">
             <w:r>
               <w:rPr>
                 <w:rStyle w:val="Hipervnculo"/>
@@ -1043,7 +1043,7 @@
                 <w:noProof/>
                 <w:webHidden/>
               </w:rPr>
-              <w:instrText xml:space="preserve"> PAGEREF _Toc225889150 \h </w:instrText>
+              <w:instrText xml:space="preserve"> PAGEREF _Toc229417155 \h </w:instrText>
             </w:r>
             <w:r>
               <w:rPr>
@@ -1089,7 +1089,7 @@
               <w:lang w:eastAsia="es-CO"/>
             </w:rPr>
           </w:pPr>
-          <w:hyperlink w:anchor="_Toc225889151" w:history="1">
+          <w:hyperlink w:anchor="_Toc229417156" w:history="1">
             <w:r>
               <w:rPr>
                 <w:rStyle w:val="Hipervnculo"/>
@@ -1133,7 +1133,7 @@
                 <w:noProof/>
                 <w:webHidden/>
               </w:rPr>
-              <w:instrText xml:space="preserve"> PAGEREF _Toc225889151 \h </w:instrText>
+              <w:instrText xml:space="preserve"> PAGEREF _Toc229417156 \h </w:instrText>
             </w:r>
             <w:r>
               <w:rPr>
@@ -1175,7 +1175,7 @@
               <w:lang w:eastAsia="es-CO"/>
             </w:rPr>
           </w:pPr>
-          <w:hyperlink w:anchor="_Toc225889152" w:history="1">
+          <w:hyperlink w:anchor="_Toc229417157" w:history="1">
             <w:r>
               <w:rPr>
                 <w:rStyle w:val="Hipervnculo"/>
@@ -1219,7 +1219,7 @@
                 <w:noProof/>
                 <w:webHidden/>
               </w:rPr>
-              <w:instrText xml:space="preserve"> PAGEREF _Toc225889152 \h </w:instrText>
+              <w:instrText xml:space="preserve"> PAGEREF _Toc229417157 \h </w:instrText>
             </w:r>
             <w:r>
               <w:rPr>
@@ -1261,7 +1261,7 @@
               <w:lang w:eastAsia="es-CO"/>
             </w:rPr>
           </w:pPr>
-          <w:hyperlink w:anchor="_Toc225889153" w:history="1">
+          <w:hyperlink w:anchor="_Toc229417158" w:history="1">
             <w:r>
               <w:rPr>
                 <w:rStyle w:val="Hipervnculo"/>
@@ -1305,7 +1305,7 @@
                 <w:noProof/>
                 <w:webHidden/>
               </w:rPr>
-              <w:instrText xml:space="preserve"> PAGEREF _Toc225889153 \h </w:instrText>
+              <w:instrText xml:space="preserve"> PAGEREF _Toc229417158 \h </w:instrText>
             </w:r>
             <w:r>
               <w:rPr>
@@ -1351,7 +1351,7 @@
               <w:lang w:eastAsia="es-CO"/>
             </w:rPr>
           </w:pPr>
-          <w:hyperlink w:anchor="_Toc225889154" w:history="1">
+          <w:hyperlink w:anchor="_Toc229417159" w:history="1">
             <w:r>
               <w:rPr>
                 <w:rStyle w:val="Hipervnculo"/>
@@ -1395,7 +1395,7 @@
                 <w:noProof/>
                 <w:webHidden/>
               </w:rPr>
-              <w:instrText xml:space="preserve"> PAGEREF _Toc225889154 \h </w:instrText>
+              <w:instrText xml:space="preserve"> PAGEREF _Toc229417159 \h </w:instrText>
             </w:r>
             <w:r>
               <w:rPr>
@@ -1437,7 +1437,7 @@
               <w:lang w:eastAsia="es-CO"/>
             </w:rPr>
           </w:pPr>
-          <w:hyperlink w:anchor="_Toc225889155" w:history="1">
+          <w:hyperlink w:anchor="_Toc229417160" w:history="1">
             <w:r>
               <w:rPr>
                 <w:rStyle w:val="Hipervnculo"/>
@@ -1481,7 +1481,7 @@
                 <w:noProof/>
                 <w:webHidden/>
               </w:rPr>
-              <w:instrText xml:space="preserve"> PAGEREF _Toc225889155 \h </w:instrText>
+              <w:instrText xml:space="preserve"> PAGEREF _Toc229417160 \h </w:instrText>
             </w:r>
             <w:r>
               <w:rPr>
@@ -1523,7 +1523,7 @@
               <w:lang w:eastAsia="es-CO"/>
             </w:rPr>
           </w:pPr>
-          <w:hyperlink w:anchor="_Toc225889156" w:history="1">
+          <w:hyperlink w:anchor="_Toc229417161" w:history="1">
             <w:r>
               <w:rPr>
                 <w:rStyle w:val="Hipervnculo"/>
@@ -1567,7 +1567,7 @@
                 <w:noProof/>
                 <w:webHidden/>
               </w:rPr>
-              <w:instrText xml:space="preserve"> PAGEREF _Toc225889156 \h </w:instrText>
+              <w:instrText xml:space="preserve"> PAGEREF _Toc229417161 \h </w:instrText>
             </w:r>
             <w:r>
               <w:rPr>
@@ -1609,7 +1609,7 @@
               <w:lang w:eastAsia="es-CO"/>
             </w:rPr>
           </w:pPr>
-          <w:hyperlink w:anchor="_Toc225889157" w:history="1">
+          <w:hyperlink w:anchor="_Toc229417162" w:history="1">
             <w:r>
               <w:rPr>
                 <w:rStyle w:val="Hipervnculo"/>
@@ -1653,7 +1653,7 @@
                 <w:noProof/>
                 <w:webHidden/>
               </w:rPr>
-              <w:instrText xml:space="preserve"> PAGEREF _Toc225889157 \h </w:instrText>
+              <w:instrText xml:space="preserve"> PAGEREF _Toc229417162 \h </w:instrText>
             </w:r>
             <w:r>
               <w:rPr>
@@ -1695,7 +1695,7 @@
               <w:lang w:eastAsia="es-CO"/>
             </w:rPr>
           </w:pPr>
-          <w:hyperlink w:anchor="_Toc225889158" w:history="1">
+          <w:hyperlink w:anchor="_Toc229417163" w:history="1">
             <w:r>
               <w:rPr>
                 <w:rStyle w:val="Hipervnculo"/>
@@ -1739,7 +1739,7 @@
                 <w:noProof/>
                 <w:webHidden/>
               </w:rPr>
-              <w:instrText xml:space="preserve"> PAGEREF _Toc225889158 \h </w:instrText>
+              <w:instrText xml:space="preserve"> PAGEREF _Toc229417163 \h </w:instrText>
             </w:r>
             <w:r>
               <w:rPr>
@@ -1785,7 +1785,7 @@
               <w:lang w:eastAsia="es-CO"/>
             </w:rPr>
           </w:pPr>
-          <w:hyperlink w:anchor="_Toc225889159" w:history="1">
+          <w:hyperlink w:anchor="_Toc229417164" w:history="1">
             <w:r>
               <w:rPr>
                 <w:rStyle w:val="Hipervnculo"/>
@@ -1829,7 +1829,7 @@
                 <w:noProof/>
                 <w:webHidden/>
               </w:rPr>
-              <w:instrText xml:space="preserve"> PAGEREF _Toc225889159 \h </w:instrText>
+              <w:instrText xml:space="preserve"> PAGEREF _Toc229417164 \h </w:instrText>
             </w:r>
             <w:r>
               <w:rPr>
@@ -1849,7 +1849,7 @@
                 <w:noProof/>
                 <w:webHidden/>
               </w:rPr>
-              <w:t>46</w:t>
+              <w:t>45</w:t>
             </w:r>
             <w:r>
               <w:rPr>
@@ -1875,7 +1875,7 @@
               <w:lang w:eastAsia="es-CO"/>
             </w:rPr>
           </w:pPr>
-          <w:hyperlink w:anchor="_Toc225889160" w:history="1">
+          <w:hyperlink w:anchor="_Toc229417165" w:history="1">
             <w:r>
               <w:rPr>
                 <w:rStyle w:val="Hipervnculo"/>
@@ -1919,7 +1919,7 @@
                 <w:noProof/>
                 <w:webHidden/>
               </w:rPr>
-              <w:instrText xml:space="preserve"> PAGEREF _Toc225889160 \h </w:instrText>
+              <w:instrText xml:space="preserve"> PAGEREF _Toc229417165 \h </w:instrText>
             </w:r>
             <w:r>
               <w:rPr>
@@ -1939,7 +1939,7 @@
                 <w:noProof/>
                 <w:webHidden/>
               </w:rPr>
-              <w:t>50</w:t>
+              <w:t>49</w:t>
             </w:r>
             <w:r>
               <w:rPr>
@@ -1961,7 +1961,7 @@
               <w:lang w:eastAsia="es-CO"/>
             </w:rPr>
           </w:pPr>
-          <w:hyperlink w:anchor="_Toc225889161" w:history="1">
+          <w:hyperlink w:anchor="_Toc229417166" w:history="1">
             <w:r>
               <w:rPr>
                 <w:rStyle w:val="Hipervnculo"/>
@@ -2005,7 +2005,7 @@
                 <w:noProof/>
                 <w:webHidden/>
               </w:rPr>
-              <w:instrText xml:space="preserve"> PAGEREF _Toc225889161 \h </w:instrText>
+              <w:instrText xml:space="preserve"> PAGEREF _Toc229417166 \h </w:instrText>
             </w:r>
             <w:r>
               <w:rPr>
@@ -2025,7 +2025,7 @@
                 <w:noProof/>
                 <w:webHidden/>
               </w:rPr>
-              <w:t>52</w:t>
+              <w:t>51</w:t>
             </w:r>
             <w:r>
               <w:rPr>
@@ -2047,7 +2047,7 @@
               <w:lang w:eastAsia="es-CO"/>
             </w:rPr>
           </w:pPr>
-          <w:hyperlink w:anchor="_Toc225889162" w:history="1">
+          <w:hyperlink w:anchor="_Toc229417167" w:history="1">
             <w:r>
               <w:rPr>
                 <w:rStyle w:val="Hipervnculo"/>
@@ -2091,7 +2091,7 @@
                 <w:noProof/>
                 <w:webHidden/>
               </w:rPr>
-              <w:instrText xml:space="preserve"> PAGEREF _Toc225889162 \h </w:instrText>
+              <w:instrText xml:space="preserve"> PAGEREF _Toc229417167 \h </w:instrText>
             </w:r>
             <w:r>
               <w:rPr>
@@ -2111,7 +2111,7 @@
                 <w:noProof/>
                 <w:webHidden/>
               </w:rPr>
-              <w:t>53</w:t>
+              <w:t>52</w:t>
             </w:r>
             <w:r>
               <w:rPr>
@@ -2136,7 +2136,7 @@
               <w:lang w:eastAsia="es-CO"/>
             </w:rPr>
           </w:pPr>
-          <w:hyperlink w:anchor="_Toc225889163" w:history="1">
+          <w:hyperlink w:anchor="_Toc229417168" w:history="1">
             <w:r>
               <w:rPr>
                 <w:rStyle w:val="Hipervnculo"/>
@@ -2163,7 +2163,7 @@
                 <w:noProof/>
                 <w:webHidden/>
               </w:rPr>
-              <w:instrText xml:space="preserve"> PAGEREF _Toc225889163 \h </w:instrText>
+              <w:instrText xml:space="preserve"> PAGEREF _Toc229417168 \h </w:instrText>
             </w:r>
             <w:r>
               <w:rPr>
@@ -2183,7 +2183,7 @@
                 <w:noProof/>
                 <w:webHidden/>
               </w:rPr>
-              <w:t>55</w:t>
+              <w:t>54</w:t>
             </w:r>
             <w:r>
               <w:rPr>
@@ -2208,7 +2208,7 @@
               <w:lang w:eastAsia="es-CO"/>
             </w:rPr>
           </w:pPr>
-          <w:hyperlink w:anchor="_Toc225889164" w:history="1">
+          <w:hyperlink w:anchor="_Toc229417169" w:history="1">
             <w:r>
               <w:rPr>
                 <w:rStyle w:val="Hipervnculo"/>
@@ -2235,7 +2235,7 @@
                 <w:noProof/>
                 <w:webHidden/>
               </w:rPr>
-              <w:instrText xml:space="preserve"> PAGEREF _Toc225889164 \h </w:instrText>
+              <w:instrText xml:space="preserve"> PAGEREF _Toc229417169 \h </w:instrText>
             </w:r>
             <w:r>
               <w:rPr>
@@ -2280,7 +2280,7 @@
               <w:lang w:eastAsia="es-CO"/>
             </w:rPr>
           </w:pPr>
-          <w:hyperlink w:anchor="_Toc225889165" w:history="1">
+          <w:hyperlink w:anchor="_Toc229417170" w:history="1">
             <w:r>
               <w:rPr>
                 <w:rStyle w:val="Hipervnculo"/>
@@ -2307,7 +2307,7 @@
                 <w:noProof/>
                 <w:webHidden/>
               </w:rPr>
-              <w:instrText xml:space="preserve"> PAGEREF _Toc225889165 \h </w:instrText>
+              <w:instrText xml:space="preserve"> PAGEREF _Toc229417170 \h </w:instrText>
             </w:r>
             <w:r>
               <w:rPr>
@@ -2352,7 +2352,7 @@
               <w:lang w:eastAsia="es-CO"/>
             </w:rPr>
           </w:pPr>
-          <w:hyperlink w:anchor="_Toc225889166" w:history="1">
+          <w:hyperlink w:anchor="_Toc229417171" w:history="1">
             <w:r>
               <w:rPr>
                 <w:rStyle w:val="Hipervnculo"/>
@@ -2379,7 +2379,7 @@
                 <w:noProof/>
                 <w:webHidden/>
               </w:rPr>
-              <w:instrText xml:space="preserve"> PAGEREF _Toc225889166 \h </w:instrText>
+              <w:instrText xml:space="preserve"> PAGEREF _Toc229417171 \h </w:instrText>
             </w:r>
             <w:r>
               <w:rPr>
@@ -2444,7 +2444,7 @@
       <w:pPr>
         <w:pStyle w:val="Titulosgenerales"/>
       </w:pPr>
-      <w:bookmarkStart w:id="0" w:name="_Toc225889145"/>
+      <w:bookmarkStart w:id="0" w:name="_Toc229417150"/>
       <w:r>
         <w:lastRenderedPageBreak/>
         <w:t>Introducción</w:t>
@@ -2453,7 +2453,13 @@
     </w:p>
     <w:p>
       <w:r>
-        <w:t>Le damos la bienvenida al componente formativo Protocolos de servicio al cliente, y para comenzar satisfactoriamente este recorrido se invita a explorar el recurso que se muestra a continuación:</w:t>
+        <w:t>Le damos la bienvenida al componente formativo Protocolos de servicio al cliente, y para comenzar satisfactoriamente este</w:t>
+      </w:r>
+      <w:r>
+        <w:t xml:space="preserve"> recorrido, lo invitamos a explorar el siguiente recurso educativo</w:t>
+      </w:r>
+      <w:r>
+        <w:t>:</w:t>
       </w:r>
     </w:p>
     <w:p>
@@ -2480,7 +2486,7 @@
           <w:noProof/>
         </w:rPr>
         <w:drawing>
-          <wp:inline distT="0" distB="0" distL="0" distR="0" wp14:anchorId="09946900" wp14:editId="77C751D0">
+          <wp:inline distT="0" distB="0" distL="0" distR="0" wp14:anchorId="09946900" wp14:editId="7DCB17DC">
             <wp:extent cx="4559235" cy="2564569"/>
             <wp:effectExtent l="0" t="0" r="0" b="7620"/>
             <wp:docPr id="245925050" name="Imagen 4">
@@ -2563,37 +2569,13 @@
         <w:rPr>
           <w:szCs w:val="28"/>
         </w:rPr>
-        <w:t xml:space="preserve"> </w:t>
+        <w:t xml:space="preserve">Video: </w:t>
       </w:r>
       <w:r>
         <w:rPr>
           <w:szCs w:val="28"/>
         </w:rPr>
-        <w:t>Nota</w:t>
-      </w:r>
-      <w:r>
-        <w:rPr>
-          <w:szCs w:val="28"/>
-        </w:rPr>
-        <w:t>.</w:t>
-      </w:r>
-      <w:r>
-        <w:rPr>
-          <w:szCs w:val="28"/>
-        </w:rPr>
-        <w:t xml:space="preserve"> SENA, 202</w:t>
-      </w:r>
-      <w:r>
-        <w:rPr>
-          <w:szCs w:val="28"/>
-        </w:rPr>
-        <w:t>6</w:t>
-      </w:r>
-      <w:r>
-        <w:rPr>
-          <w:szCs w:val="28"/>
-        </w:rPr>
-        <w:t>.</w:t>
+        <w:t>Protocolos de servicio al cliente introducción</w:t>
       </w:r>
     </w:p>
     <w:p>
@@ -2666,7 +2648,14 @@
                 <w:b/>
                 <w:lang w:val="es-419"/>
               </w:rPr>
-              <w:t>Síntesis del video:</w:t>
+              <w:t xml:space="preserve">Transcripción </w:t>
+            </w:r>
+            <w:r>
+              <w:rPr>
+                <w:b/>
+                <w:lang w:val="es-419"/>
+              </w:rPr>
+              <w:t>del video:</w:t>
             </w:r>
             <w:r>
               <w:rPr>
@@ -2773,7 +2762,7 @@
       <w:pPr>
         <w:pStyle w:val="Ttulo1"/>
       </w:pPr>
-      <w:bookmarkStart w:id="1" w:name="_Toc225889146"/>
+      <w:bookmarkStart w:id="1" w:name="_Toc229417151"/>
       <w:r>
         <w:lastRenderedPageBreak/>
         <w:t>Recursos tecnológicos para atender al cliente</w:t>
@@ -2821,7 +2810,6 @@
         </w:rPr>
         <w:t xml:space="preserve">Los </w:t>
       </w:r>
-      <w:proofErr w:type="spellStart"/>
       <w:r>
         <w:rPr>
           <w:rStyle w:val="Extranjerismo"/>
@@ -2829,7 +2817,6 @@
         </w:rPr>
         <w:t>millennials</w:t>
       </w:r>
-      <w:proofErr w:type="spellEnd"/>
       <w:r>
         <w:rPr>
           <w:rFonts w:ascii="Calibri" w:hAnsi="Calibri" w:cs="Calibri"/>
@@ -2936,7 +2923,7 @@
         <w:rPr>
           <w:lang w:val="es-419"/>
         </w:rPr>
-        <w:t>A continuación, se presenta el siguiente recurso, donde se amplían los detalles de cada una de estas características.</w:t>
+        <w:t>Para ampliar la información sobre cada una de estas características, consulte el recurso educativo asociado a la comunicación del servicio al cliente.</w:t>
       </w:r>
     </w:p>
     <w:p>
@@ -2987,7 +2974,7 @@
           <w:noProof/>
         </w:rPr>
         <w:drawing>
-          <wp:inline distT="0" distB="0" distL="0" distR="0" wp14:anchorId="5CE23613" wp14:editId="116F5973">
+          <wp:inline distT="0" distB="0" distL="0" distR="0" wp14:anchorId="5CE23613" wp14:editId="1A77B799">
             <wp:extent cx="4466764" cy="2512554"/>
             <wp:effectExtent l="0" t="0" r="0" b="2540"/>
             <wp:docPr id="1057223972" name="Imagen 5">
@@ -3049,7 +3036,7 @@
     </w:p>
     <w:p>
       <w:pPr>
-        <w:ind w:left="1415"/>
+        <w:ind w:left="707"/>
         <w:rPr>
           <w:rFonts w:ascii="Calibri" w:hAnsi="Calibri"/>
           <w:color w:val="000000" w:themeColor="text1"/>
@@ -3066,7 +3053,7 @@
           <w:lang w:val="es-419"/>
           <w14:ligatures w14:val="none"/>
         </w:rPr>
-        <w:t>Nota</w:t>
+        <w:t xml:space="preserve">Video: </w:t>
       </w:r>
       <w:r>
         <w:rPr>
@@ -3076,37 +3063,7 @@
           <w:lang w:val="es-419"/>
           <w14:ligatures w14:val="none"/>
         </w:rPr>
-        <w:t>.</w:t>
-      </w:r>
-      <w:r>
-        <w:rPr>
-          <w:rFonts w:ascii="Calibri" w:hAnsi="Calibri"/>
-          <w:color w:val="000000" w:themeColor="text1"/>
-          <w:kern w:val="0"/>
-          <w:lang w:val="es-419"/>
-          <w14:ligatures w14:val="none"/>
-        </w:rPr>
-        <w:t xml:space="preserve"> SENA, 202</w:t>
-      </w:r>
-      <w:r>
-        <w:rPr>
-          <w:rFonts w:ascii="Calibri" w:hAnsi="Calibri"/>
-          <w:color w:val="000000" w:themeColor="text1"/>
-          <w:kern w:val="0"/>
-          <w:lang w:val="es-419"/>
-          <w14:ligatures w14:val="none"/>
-        </w:rPr>
-        <w:t>6</w:t>
-      </w:r>
-      <w:r>
-        <w:rPr>
-          <w:rFonts w:ascii="Calibri" w:hAnsi="Calibri"/>
-          <w:color w:val="000000" w:themeColor="text1"/>
-          <w:kern w:val="0"/>
-          <w:lang w:val="es-419"/>
-          <w14:ligatures w14:val="none"/>
-        </w:rPr>
-        <w:t>.</w:t>
+        <w:t>Características de un sistema eficaz de atención al cliente</w:t>
       </w:r>
     </w:p>
     <w:p>
@@ -3163,7 +3120,14 @@
                 <w:b/>
                 <w:lang w:val="es-419"/>
               </w:rPr>
-              <w:t>Síntesis del video:</w:t>
+              <w:t>Transcripción</w:t>
+            </w:r>
+            <w:r>
+              <w:rPr>
+                <w:b/>
+                <w:lang w:val="es-419"/>
+              </w:rPr>
+              <w:t xml:space="preserve"> del video:</w:t>
             </w:r>
             <w:r>
               <w:rPr>
@@ -3342,7 +3306,7 @@
       <w:pPr>
         <w:pStyle w:val="Ttulo2"/>
       </w:pPr>
-      <w:bookmarkStart w:id="2" w:name="_Toc225889147"/>
+      <w:bookmarkStart w:id="2" w:name="_Toc229417152"/>
       <w:r>
         <w:lastRenderedPageBreak/>
         <w:t>Tipos</w:t>
@@ -3578,19 +3542,7 @@
         <w:rPr>
           <w:lang w:val="es-419" w:eastAsia="es-CO"/>
         </w:rPr>
-        <w:t xml:space="preserve">A continuación, se </w:t>
-      </w:r>
-      <w:r>
-        <w:rPr>
-          <w:lang w:val="es-419" w:eastAsia="es-CO"/>
-        </w:rPr>
-        <w:t>explicarán</w:t>
-      </w:r>
-      <w:r>
-        <w:rPr>
-          <w:lang w:val="es-419" w:eastAsia="es-CO"/>
-        </w:rPr>
-        <w:t xml:space="preserve"> los tipos de canales utilizados por los clientes.</w:t>
+        <w:t>El siguiente contenido presenta los tipos de canales utilizados por los clientes y sus principales características.</w:t>
       </w:r>
     </w:p>
     <w:p>
@@ -3635,7 +3587,7 @@
           <w:noProof/>
         </w:rPr>
         <w:drawing>
-          <wp:inline distT="0" distB="0" distL="0" distR="0" wp14:anchorId="6CDC54FF" wp14:editId="122ADD10">
+          <wp:inline distT="0" distB="0" distL="0" distR="0" wp14:anchorId="6CDC54FF" wp14:editId="7405B82E">
             <wp:extent cx="4496873" cy="2529491"/>
             <wp:effectExtent l="0" t="0" r="0" b="4445"/>
             <wp:docPr id="572698455" name="Imagen 6">
@@ -3711,19 +3663,19 @@
         <w:rPr>
           <w:lang w:val="es-419" w:eastAsia="es-CO"/>
         </w:rPr>
-        <w:t xml:space="preserve">      </w:t>
-      </w:r>
-      <w:r>
-        <w:rPr>
-          <w:lang w:val="es-419" w:eastAsia="es-CO"/>
-        </w:rPr>
-        <w:t>Nota</w:t>
-      </w:r>
-      <w:r>
-        <w:rPr>
-          <w:lang w:val="es-419" w:eastAsia="es-CO"/>
-        </w:rPr>
-        <w:t>. SENA, 2026.</w:t>
+        <w:t xml:space="preserve">     </w:t>
+      </w:r>
+      <w:r>
+        <w:rPr>
+          <w:lang w:val="es-419" w:eastAsia="es-CO"/>
+        </w:rPr>
+        <w:t xml:space="preserve">Video: </w:t>
+      </w:r>
+      <w:r>
+        <w:rPr>
+          <w:lang w:val="es-419" w:eastAsia="es-CO"/>
+        </w:rPr>
+        <w:t>Canales utilizados por los clientes</w:t>
       </w:r>
     </w:p>
     <w:p>
@@ -3793,7 +3745,14 @@
                 <w:b/>
                 <w:lang w:val="es-419"/>
               </w:rPr>
-              <w:t>Síntesis del video:</w:t>
+              <w:t>Transcripción</w:t>
+            </w:r>
+            <w:r>
+              <w:rPr>
+                <w:b/>
+                <w:lang w:val="es-419"/>
+              </w:rPr>
+              <w:t xml:space="preserve"> del video:</w:t>
             </w:r>
             <w:r>
               <w:rPr>
@@ -3994,15 +3953,7 @@
               <w:t>email</w:t>
             </w:r>
             <w:r>
-              <w:t xml:space="preserve"> es un medio para discriminar la motivación del cliente, no para aclarar las dudas, pues el comprador no está dispuesto </w:t>
-            </w:r>
-            <w:proofErr w:type="gramStart"/>
-            <w:r>
-              <w:t>a</w:t>
-            </w:r>
-            <w:proofErr w:type="gramEnd"/>
-            <w:r>
-              <w:t xml:space="preserve"> esperar cuando lo que quiere es comprar, lo que implica que la respuesta al cliente pueda llegar demasiado tarde.</w:t>
+              <w:t xml:space="preserve"> es un medio para discriminar la motivación del cliente, no para aclarar las dudas, pues el comprador no está dispuesto a esperar cuando lo que quiere es comprar, lo que implica que la respuesta al cliente pueda llegar demasiado tarde.</w:t>
             </w:r>
           </w:p>
           <w:p>
@@ -4019,7 +3970,7 @@
       <w:pPr>
         <w:pStyle w:val="Ttulo2"/>
       </w:pPr>
-      <w:bookmarkStart w:id="3" w:name="_Toc225889148"/>
+      <w:bookmarkStart w:id="3" w:name="_Toc229417153"/>
       <w:r>
         <w:lastRenderedPageBreak/>
         <w:t>Características</w:t>
@@ -4186,7 +4137,19 @@
         <w:rPr>
           <w:lang w:val="es-419" w:eastAsia="es-CO"/>
         </w:rPr>
-        <w:t xml:space="preserve"> especializado es una herramienta muy útil a la hora de comprobar datos como estados de resultados, balances, bases de datos de clientes etc. Cada vez más son indispensables para la gerencia de las empresas.</w:t>
+        <w:t xml:space="preserve"> especializado es una herramienta muy útil a la hora de comprobar datos como estados de resultados, balances, bases de datos de clientes</w:t>
+      </w:r>
+      <w:r>
+        <w:rPr>
+          <w:lang w:val="es-419" w:eastAsia="es-CO"/>
+        </w:rPr>
+        <w:t>,</w:t>
+      </w:r>
+      <w:r>
+        <w:rPr>
+          <w:lang w:val="es-419" w:eastAsia="es-CO"/>
+        </w:rPr>
+        <w:t xml:space="preserve"> etc. Cada vez más son indispensables para la gerencia de las empresas.</w:t>
       </w:r>
     </w:p>
     <w:p>
@@ -4308,7 +4271,7 @@
       <w:pPr>
         <w:pStyle w:val="Ttulo2"/>
       </w:pPr>
-      <w:bookmarkStart w:id="4" w:name="_Toc225889149"/>
+      <w:bookmarkStart w:id="4" w:name="_Toc229417154"/>
       <w:r>
         <w:lastRenderedPageBreak/>
         <w:t>Manejo</w:t>
@@ -4463,7 +4426,7 @@
       <w:pPr>
         <w:pStyle w:val="Ttulo1"/>
       </w:pPr>
-      <w:bookmarkStart w:id="5" w:name="_Toc225889150"/>
+      <w:bookmarkStart w:id="5" w:name="_Toc229417155"/>
       <w:r>
         <w:lastRenderedPageBreak/>
         <w:t>Normatividad de seguridad de la información para contactar al cliente</w:t>
@@ -4585,7 +4548,7 @@
           <w:noProof/>
         </w:rPr>
         <w:drawing>
-          <wp:inline distT="0" distB="0" distL="0" distR="0" wp14:anchorId="01842580" wp14:editId="283EF432">
+          <wp:inline distT="0" distB="0" distL="0" distR="0" wp14:anchorId="01842580" wp14:editId="29B085B2">
             <wp:extent cx="4812083" cy="2706796"/>
             <wp:effectExtent l="0" t="0" r="7620" b="0"/>
             <wp:docPr id="1542056856" name="Imagen 13">
@@ -4662,7 +4625,7 @@
         <w:rPr>
           <w:bCs/>
         </w:rPr>
-        <w:t>Nota. SENA, 2026.</w:t>
+        <w:t>Video: Ciberseguridad</w:t>
       </w:r>
     </w:p>
     <w:p>
@@ -4717,7 +4680,14 @@
                 <w:b/>
                 <w:lang w:val="es-419"/>
               </w:rPr>
-              <w:t>Síntesis del video:</w:t>
+              <w:t>Transcripción</w:t>
+            </w:r>
+            <w:r>
+              <w:rPr>
+                <w:b/>
+                <w:lang w:val="es-419"/>
+              </w:rPr>
+              <w:t xml:space="preserve"> del video:</w:t>
             </w:r>
             <w:r>
               <w:rPr>
@@ -4892,8 +4862,8 @@
           <w:lang w:val="es-419" w:eastAsia="es-CO"/>
         </w:rPr>
         <w:drawing>
-          <wp:inline distT="0" distB="0" distL="0" distR="0" wp14:anchorId="3F660806" wp14:editId="15186BC9">
-            <wp:extent cx="4275118" cy="2066307"/>
+          <wp:inline distT="0" distB="0" distL="0" distR="0" wp14:anchorId="3F660806" wp14:editId="5FD0D802">
+            <wp:extent cx="4381698" cy="2117821"/>
             <wp:effectExtent l="0" t="0" r="0" b="0"/>
             <wp:docPr id="1792453970" name="Imagen 15" descr="Ilustración de un escudo dividido en cuatro secciones con el título central “Medios electrónicos certificados”. Alrededor se presentan cuatro medidas de seguridad de la información: backup en la nube, copia de seguridad, carpetas con contraseñas y centralización de la información, cada una representada con iconos relacionados con servidores, bases de datos y protección digital."/>
             <wp:cNvGraphicFramePr>
@@ -4924,7 +4894,7 @@
                   <pic:spPr bwMode="auto">
                     <a:xfrm>
                       <a:off x="0" y="0"/>
-                      <a:ext cx="4313255" cy="2084740"/>
+                      <a:ext cx="4429324" cy="2140840"/>
                     </a:xfrm>
                     <a:prstGeom prst="rect">
                       <a:avLst/>
@@ -4993,20 +4963,56 @@
         <w:rPr>
           <w:lang w:eastAsia="es-CO"/>
         </w:rPr>
-        <w:t>Para garantizar la protección de datos tanto del cliente como de la empresa se deben ejecutar acuerdos y aprobaciones usando una tecnología segura, en la actualidad puede realizarse desde un computador, un celular o una tableta.</w:t>
-      </w:r>
-    </w:p>
-    <w:p>
-      <w:pPr>
+        <w:t>Para garantizar la protección de datos tanto del cliente como de la empresa</w:t>
+      </w:r>
+      <w:r>
         <w:rPr>
           <w:lang w:eastAsia="es-CO"/>
         </w:rPr>
-      </w:pPr>
+        <w:t>,</w:t>
+      </w:r>
       <w:r>
         <w:rPr>
           <w:lang w:eastAsia="es-CO"/>
         </w:rPr>
-        <w:t>Se recomienda la utilización de herramientas electrónicas rápidas y seguras, como por ejemplo la firma electrónica que permite cargar y enviar archivos protegidos evitando que otros los firmen, ya que es una tecnología vanguardista de criptografía de datos que ofrece una mayor protección y respeta las exigencias del mercado. De esta manera se estarán protegiendo los datos del cliente y de la empresa y brindando un excelente servicio en las transacciones electrónicas y dejar constancia de la veracidad del firmante.</w:t>
+        <w:t xml:space="preserve"> se deben ejecutar acuerdos y aprobaciones usando una tecnología segura, en la actualidad puede realizarse desde un computador, un celular o una tableta.</w:t>
+      </w:r>
+    </w:p>
+    <w:p>
+      <w:pPr>
+        <w:rPr>
+          <w:lang w:eastAsia="es-CO"/>
+        </w:rPr>
+      </w:pPr>
+      <w:r>
+        <w:rPr>
+          <w:lang w:eastAsia="es-CO"/>
+        </w:rPr>
+        <w:t>Se recomienda la utilización de herramientas electrónicas rápidas y seguras, como por ejemplo la firma electrónica</w:t>
+      </w:r>
+      <w:r>
+        <w:rPr>
+          <w:lang w:eastAsia="es-CO"/>
+        </w:rPr>
+        <w:t>,</w:t>
+      </w:r>
+      <w:r>
+        <w:rPr>
+          <w:lang w:eastAsia="es-CO"/>
+        </w:rPr>
+        <w:t xml:space="preserve"> que permite cargar y enviar archivos protegidos</w:t>
+      </w:r>
+      <w:r>
+        <w:rPr>
+          <w:lang w:eastAsia="es-CO"/>
+        </w:rPr>
+        <w:t>,</w:t>
+      </w:r>
+      <w:r>
+        <w:rPr>
+          <w:lang w:eastAsia="es-CO"/>
+        </w:rPr>
+        <w:t xml:space="preserve"> evitando que otros los firmen, ya que es una tecnología vanguardista de criptografía de datos que ofrece una mayor protección y respeta las exigencias del mercado. De esta manera se estarán protegiendo los datos del cliente y de la empresa y brindando un excelente servicio en las transacciones electrónicas y dejar constancia de la veracidad del firmante.</w:t>
       </w:r>
     </w:p>
     <w:p>
@@ -5108,7 +5114,19 @@
         <w:rPr>
           <w:lang w:eastAsia="es-CO"/>
         </w:rPr>
-        <w:t>Para mejorar la seguridad de los datos del cliente se puede personalizar a cada uno, organizándolos en carpetas individuales con claves específicas a las que solo tengan acceso y las conozca el personal autorizado para esta función.</w:t>
+        <w:t>Para mejorar la seguridad de los datos del cliente</w:t>
+      </w:r>
+      <w:r>
+        <w:rPr>
+          <w:lang w:eastAsia="es-CO"/>
+        </w:rPr>
+        <w:t>,</w:t>
+      </w:r>
+      <w:r>
+        <w:rPr>
+          <w:lang w:eastAsia="es-CO"/>
+        </w:rPr>
+        <w:t xml:space="preserve"> se puede personalizar a cada uno, organizándolos en carpetas individuales con claves específicas a las que solo tengan acceso y las conozca el personal autorizado para esta función.</w:t>
       </w:r>
     </w:p>
     <w:p>
@@ -5173,7 +5191,43 @@
         <w:rPr>
           <w:lang w:eastAsia="es-CO"/>
         </w:rPr>
-        <w:t>Hace algunos años la información la guardábamos en dispositivos poco seguros, disquetes, discos ZIP, USB, DVD, CD o discos portátiles que, con el tiempo, algunos de estos se dañaban y se perdía la información o peor aún si se perdían podían caer en manos no deseadas.</w:t>
+        <w:t>Hace algunos años</w:t>
+      </w:r>
+      <w:r>
+        <w:rPr>
+          <w:lang w:eastAsia="es-CO"/>
+        </w:rPr>
+        <w:t>,</w:t>
+      </w:r>
+      <w:r>
+        <w:rPr>
+          <w:lang w:eastAsia="es-CO"/>
+        </w:rPr>
+        <w:t xml:space="preserve"> la información la guardábamos en dispositivos poco seguros, disquetes, discos ZIP, USB, DVD, CD o discos portátiles que, con el tiempo, algunos de estos se dañaban y se perdía la información o peor aún</w:t>
+      </w:r>
+      <w:r>
+        <w:rPr>
+          <w:lang w:eastAsia="es-CO"/>
+        </w:rPr>
+        <w:t>,</w:t>
+      </w:r>
+      <w:r>
+        <w:rPr>
+          <w:lang w:eastAsia="es-CO"/>
+        </w:rPr>
+        <w:t xml:space="preserve"> si se perdían</w:t>
+      </w:r>
+      <w:r>
+        <w:rPr>
+          <w:lang w:eastAsia="es-CO"/>
+        </w:rPr>
+        <w:t>,</w:t>
+      </w:r>
+      <w:r>
+        <w:rPr>
+          <w:lang w:eastAsia="es-CO"/>
+        </w:rPr>
+        <w:t xml:space="preserve"> podían caer en manos no deseadas.</w:t>
       </w:r>
     </w:p>
     <w:p>
@@ -5563,7 +5617,19 @@
         <w:rPr>
           <w:lang w:eastAsia="es-CO"/>
         </w:rPr>
-        <w:t>Las empresas tuvieron que cambiar su estructura e invertir en seguridad digital para la protección de sus datos y los de sus clientes ante la enorme transformación digital que vive el mundo. Como las empresas deben tener seguros sus procesos para captar potenciales clientes, esto no solo debe hacerse en términos digitales, sino también jurídicos lo que le generará confianza al cliente.</w:t>
+        <w:t>Las empresas tuvieron que cambiar su estructura e invertir en seguridad digital para la protección de sus datos y los de sus clientes ante la enorme transformación digital que vive el mundo. Como las empresas deben tener seguros sus procesos para captar potenciales clientes, esto no solo debe hacerse en términos digitales, sino también jurídicos</w:t>
+      </w:r>
+      <w:r>
+        <w:rPr>
+          <w:lang w:eastAsia="es-CO"/>
+        </w:rPr>
+        <w:t>,</w:t>
+      </w:r>
+      <w:r>
+        <w:rPr>
+          <w:lang w:eastAsia="es-CO"/>
+        </w:rPr>
+        <w:t xml:space="preserve"> lo que le generará confianza al cliente.</w:t>
       </w:r>
     </w:p>
     <w:p>
@@ -5611,7 +5677,6 @@
           <w:lang w:eastAsia="es-CO"/>
         </w:rPr>
       </w:pPr>
-      <w:proofErr w:type="spellStart"/>
       <w:r>
         <w:rPr>
           <w:b/>
@@ -5620,7 +5685,6 @@
         </w:rPr>
         <w:t>Físicamente</w:t>
       </w:r>
-      <w:proofErr w:type="spellEnd"/>
     </w:p>
     <w:p>
       <w:pPr>
@@ -5628,19 +5692,11 @@
           <w:lang w:eastAsia="es-CO"/>
         </w:rPr>
       </w:pPr>
-      <w:proofErr w:type="spellStart"/>
       <w:r>
         <w:rPr>
           <w:lang w:eastAsia="es-CO"/>
         </w:rPr>
-        <w:t>Son</w:t>
-      </w:r>
-      <w:proofErr w:type="spellEnd"/>
-      <w:r>
-        <w:rPr>
-          <w:lang w:eastAsia="es-CO"/>
-        </w:rPr>
-        <w:t xml:space="preserve"> documentos tipificados que describen responsabilidades y prohibiciones mediante un número no definido de cláusulas para la protección de información y violación de datos.</w:t>
+        <w:t>Son documentos tipificados que describen responsabilidades y prohibiciones mediante un número no definido de cláusulas para la protección de información y violación de datos.</w:t>
       </w:r>
     </w:p>
     <w:p>
@@ -5736,7 +5792,7 @@
       <w:pPr>
         <w:pStyle w:val="Ttulo1"/>
       </w:pPr>
-      <w:bookmarkStart w:id="6" w:name="_Toc225889151"/>
+      <w:bookmarkStart w:id="6" w:name="_Toc229417156"/>
       <w:r>
         <w:lastRenderedPageBreak/>
         <w:t>Portafolio de servicios</w:t>
@@ -5760,7 +5816,7 @@
       <w:pPr>
         <w:pStyle w:val="Ttulo2"/>
       </w:pPr>
-      <w:bookmarkStart w:id="7" w:name="_Toc225889152"/>
+      <w:bookmarkStart w:id="7" w:name="_Toc229417157"/>
       <w:r>
         <w:t>Elementos</w:t>
       </w:r>
@@ -6548,35 +6604,7 @@
               <w:rPr>
                 <w:lang w:val="es-419" w:eastAsia="es-CO"/>
               </w:rPr>
-              <w:t xml:space="preserve">Recaudo electrónico: diferentes canales como Efecty, </w:t>
-            </w:r>
-            <w:proofErr w:type="spellStart"/>
-            <w:r>
-              <w:rPr>
-                <w:lang w:val="es-419" w:eastAsia="es-CO"/>
-              </w:rPr>
-              <w:t>Nequi</w:t>
-            </w:r>
-            <w:proofErr w:type="spellEnd"/>
-            <w:r>
-              <w:rPr>
-                <w:lang w:val="es-419" w:eastAsia="es-CO"/>
-              </w:rPr>
-              <w:t xml:space="preserve">, </w:t>
-            </w:r>
-            <w:proofErr w:type="spellStart"/>
-            <w:r>
-              <w:rPr>
-                <w:lang w:val="es-419" w:eastAsia="es-CO"/>
-              </w:rPr>
-              <w:t>Daviplata</w:t>
-            </w:r>
-            <w:proofErr w:type="spellEnd"/>
-            <w:r>
-              <w:rPr>
-                <w:lang w:val="es-419" w:eastAsia="es-CO"/>
-              </w:rPr>
-              <w:t>, etc.</w:t>
+              <w:t>Recaudo electrónico: diferentes canales como Efecty, Nequi, Daviplata, etc.</w:t>
             </w:r>
           </w:p>
         </w:tc>
@@ -6855,7 +6883,7 @@
       <w:pPr>
         <w:pStyle w:val="Ttulo2"/>
       </w:pPr>
-      <w:bookmarkStart w:id="8" w:name="_Toc225889153"/>
+      <w:bookmarkStart w:id="8" w:name="_Toc229417158"/>
       <w:r>
         <w:t>Características</w:t>
       </w:r>
@@ -7359,7 +7387,31 @@
         <w:rPr>
           <w:lang w:val="es-419" w:eastAsia="es-CO"/>
         </w:rPr>
-        <w:t xml:space="preserve">El mundo digital es utilizado cada vez con más frecuencia, por esto se recomienda que las empresas promuevan su portafolio de las dos formas para captar más clientes, en el caso de las microempresas como los restaurantes utilizan la carta </w:t>
+        <w:t>El mundo digital es utilizado cada vez con más frecuencia, por esto se recomienda que las empresas promuevan su portafolio de las dos formas para captar más clientes, en el caso de las microempresas</w:t>
+      </w:r>
+      <w:r>
+        <w:rPr>
+          <w:lang w:val="es-419" w:eastAsia="es-CO"/>
+        </w:rPr>
+        <w:t>,</w:t>
+      </w:r>
+      <w:r>
+        <w:rPr>
+          <w:lang w:val="es-419" w:eastAsia="es-CO"/>
+        </w:rPr>
+        <w:t xml:space="preserve"> como los restaurantes</w:t>
+      </w:r>
+      <w:r>
+        <w:rPr>
+          <w:lang w:val="es-419" w:eastAsia="es-CO"/>
+        </w:rPr>
+        <w:t>,</w:t>
+      </w:r>
+      <w:r>
+        <w:rPr>
+          <w:lang w:val="es-419" w:eastAsia="es-CO"/>
+        </w:rPr>
+        <w:t xml:space="preserve"> utilizan la carta </w:t>
       </w:r>
       <w:r>
         <w:rPr>
@@ -7425,7 +7477,7 @@
       <w:pPr>
         <w:pStyle w:val="Ttulo1"/>
       </w:pPr>
-      <w:bookmarkStart w:id="9" w:name="_Toc225889154"/>
+      <w:bookmarkStart w:id="9" w:name="_Toc229417159"/>
       <w:r>
         <w:lastRenderedPageBreak/>
         <w:t>La comunicación con el cliente</w:t>
@@ -7607,7 +7659,19 @@
         <w:rPr>
           <w:lang w:val="es-419" w:eastAsia="es-CO"/>
         </w:rPr>
-        <w:t>Tener una comunicación clara y adecuada don el cliente trae tres grandes beneficios.</w:t>
+        <w:t xml:space="preserve">Tener una comunicación clara y adecuada </w:t>
+      </w:r>
+      <w:r>
+        <w:rPr>
+          <w:lang w:val="es-419" w:eastAsia="es-CO"/>
+        </w:rPr>
+        <w:t>c</w:t>
+      </w:r>
+      <w:r>
+        <w:rPr>
+          <w:lang w:val="es-419" w:eastAsia="es-CO"/>
+        </w:rPr>
+        <w:t>on el cliente trae tres grandes beneficios.</w:t>
       </w:r>
     </w:p>
     <w:p>
@@ -7744,7 +7808,19 @@
           <w:lang w:val="es-419" w:eastAsia="es-CO"/>
         </w:rPr>
         <w:lastRenderedPageBreak/>
-        <w:t>condición de discapacidad. Si consigue aplicarlas estará ampliando su mercado, lo que será rentable para su empresa y justo para esta población, ya que son personas que merecen las mismas oportunidades.</w:t>
+        <w:t>condición de discapacidad. Si consigue aplicarlas</w:t>
+      </w:r>
+      <w:r>
+        <w:rPr>
+          <w:lang w:val="es-419" w:eastAsia="es-CO"/>
+        </w:rPr>
+        <w:t>,</w:t>
+      </w:r>
+      <w:r>
+        <w:rPr>
+          <w:lang w:val="es-419" w:eastAsia="es-CO"/>
+        </w:rPr>
+        <w:t xml:space="preserve"> estará ampliando su mercado, lo que será rentable para su empresa y justo para esta población, ya que son personas que merecen las mismas oportunidades.</w:t>
       </w:r>
     </w:p>
     <w:p>
@@ -8113,7 +8189,7 @@
       <w:pPr>
         <w:pStyle w:val="Ttulo2"/>
       </w:pPr>
-      <w:bookmarkStart w:id="10" w:name="_Toc225889155"/>
+      <w:bookmarkStart w:id="10" w:name="_Toc229417160"/>
       <w:r>
         <w:t>Características, tipos y elementos</w:t>
       </w:r>
@@ -8466,7 +8542,19 @@
         <w:rPr>
           <w:lang w:val="es-419" w:eastAsia="es-CO"/>
         </w:rPr>
-        <w:t>Las empresas deben crear estrategias para tener una buena comunicación con sus clientes, sin importar el canal. Se deben evitar al máximo los errores ya que estos afectan la imagen de la empresa y hacen perder clientes. Ahora, se presentan los cuatro errores de comunicación más comunes en la interacción con los clientes.</w:t>
+        <w:t>Las empresas deben crear estrategias para tener una buena comunicación con sus clientes, sin importar el canal. Se deben evitar al máximo los errores</w:t>
+      </w:r>
+      <w:r>
+        <w:rPr>
+          <w:lang w:val="es-419" w:eastAsia="es-CO"/>
+        </w:rPr>
+        <w:t>,</w:t>
+      </w:r>
+      <w:r>
+        <w:rPr>
+          <w:lang w:val="es-419" w:eastAsia="es-CO"/>
+        </w:rPr>
+        <w:t xml:space="preserve"> ya que estos afectan la imagen de la empresa y hacen perder clientes. Ahora, se presentan los cuatro errores de comunicación más comunes en la interacción con los clientes.</w:t>
       </w:r>
     </w:p>
     <w:p>
@@ -8747,18 +8835,8 @@
           <w:lang w:val="es-419" w:eastAsia="es-CO"/>
         </w:rPr>
         <w:lastRenderedPageBreak/>
-        <w:t xml:space="preserve">Barreras </w:t>
-      </w:r>
-      <w:proofErr w:type="spellStart"/>
-      <w:r>
-        <w:rPr>
-          <w:b/>
-          <w:bCs/>
-          <w:lang w:val="es-419" w:eastAsia="es-CO"/>
-        </w:rPr>
-        <w:t>sociográficas</w:t>
-      </w:r>
-      <w:proofErr w:type="spellEnd"/>
+        <w:t>Barreras sociográficas</w:t>
+      </w:r>
     </w:p>
     <w:p>
       <w:pPr>
@@ -9019,7 +9097,7 @@
       <w:pPr>
         <w:pStyle w:val="Ttulo2"/>
       </w:pPr>
-      <w:bookmarkStart w:id="11" w:name="_Toc225889156"/>
+      <w:bookmarkStart w:id="11" w:name="_Toc229417161"/>
       <w:r>
         <w:lastRenderedPageBreak/>
         <w:t>Jerarquización</w:t>
@@ -9349,7 +9427,7 @@
       <w:pPr>
         <w:pStyle w:val="Ttulo2"/>
       </w:pPr>
-      <w:bookmarkStart w:id="12" w:name="_Toc225889157"/>
+      <w:bookmarkStart w:id="12" w:name="_Toc229417162"/>
       <w:r>
         <w:t>Técnicas de comunicación oral, escrita y corporal</w:t>
       </w:r>
@@ -9830,7 +9908,7 @@
       <w:pPr>
         <w:pStyle w:val="Ttulo2"/>
       </w:pPr>
-      <w:bookmarkStart w:id="13" w:name="_Toc225889158"/>
+      <w:bookmarkStart w:id="13" w:name="_Toc229417163"/>
       <w:r>
         <w:t>Técnicas de comunicación efectiva y asertiva</w:t>
       </w:r>
@@ -10151,19 +10229,19 @@
         <w:rPr>
           <w:lang w:val="es-419" w:eastAsia="es-CO"/>
         </w:rPr>
-        <w:t xml:space="preserve">        Nota</w:t>
-      </w:r>
-      <w:r>
-        <w:rPr>
-          <w:lang w:val="es-419" w:eastAsia="es-CO"/>
-        </w:rPr>
-        <w:t>. SENA</w:t>
-      </w:r>
-      <w:r>
-        <w:rPr>
-          <w:lang w:val="es-419" w:eastAsia="es-CO"/>
-        </w:rPr>
-        <w:t>, 2026.</w:t>
+        <w:t xml:space="preserve">        </w:t>
+      </w:r>
+      <w:r>
+        <w:rPr>
+          <w:lang w:val="es-419" w:eastAsia="es-CO"/>
+        </w:rPr>
+        <w:t xml:space="preserve">Video: </w:t>
+      </w:r>
+      <w:r>
+        <w:rPr>
+          <w:lang w:val="es-419" w:eastAsia="es-CO"/>
+        </w:rPr>
+        <w:t>Comunicación asertiva</w:t>
       </w:r>
     </w:p>
     <w:p>
@@ -10220,7 +10298,14 @@
                 <w:b/>
                 <w:lang w:val="es-419"/>
               </w:rPr>
-              <w:t>Síntesis del video:</w:t>
+              <w:t>Transcripción</w:t>
+            </w:r>
+            <w:r>
+              <w:rPr>
+                <w:b/>
+                <w:lang w:val="es-419"/>
+              </w:rPr>
+              <w:t xml:space="preserve"> del video:</w:t>
             </w:r>
             <w:r>
               <w:rPr>
@@ -10426,7 +10511,7 @@
           <w:noProof/>
         </w:rPr>
         <w:drawing>
-          <wp:inline distT="0" distB="0" distL="0" distR="0" wp14:anchorId="0FD6810D" wp14:editId="4AE0AC4D">
+          <wp:inline distT="0" distB="0" distL="0" distR="0" wp14:anchorId="0FD6810D" wp14:editId="68DAB722">
             <wp:extent cx="4285674" cy="2410691"/>
             <wp:effectExtent l="0" t="0" r="635" b="8890"/>
             <wp:docPr id="1468736784" name="Imagen 9">
@@ -10503,13 +10588,13 @@
         <w:rPr>
           <w:lang w:val="es-419" w:eastAsia="es-CO"/>
         </w:rPr>
-        <w:t>Nota</w:t>
-      </w:r>
-      <w:r>
-        <w:rPr>
-          <w:lang w:val="es-419" w:eastAsia="es-CO"/>
-        </w:rPr>
-        <w:t>. SENA, 2026.</w:t>
+        <w:t xml:space="preserve">Video: </w:t>
+      </w:r>
+      <w:r>
+        <w:rPr>
+          <w:lang w:val="es-419" w:eastAsia="es-CO"/>
+        </w:rPr>
+        <w:t>Criterios de comunicación asertiva</w:t>
       </w:r>
     </w:p>
     <w:p>
@@ -10565,7 +10650,14 @@
                 <w:lang w:val="es-419"/>
               </w:rPr>
               <w:lastRenderedPageBreak/>
-              <w:t>Síntesis del video:</w:t>
+              <w:t>Transcripción</w:t>
+            </w:r>
+            <w:r>
+              <w:rPr>
+                <w:b/>
+                <w:lang w:val="es-419"/>
+              </w:rPr>
+              <w:t xml:space="preserve"> del video:</w:t>
             </w:r>
             <w:r>
               <w:rPr>
@@ -10674,7 +10766,7 @@
       <w:pPr>
         <w:pStyle w:val="Ttulo1"/>
       </w:pPr>
-      <w:bookmarkStart w:id="14" w:name="_Toc225889159"/>
+      <w:bookmarkStart w:id="14" w:name="_Toc229417164"/>
       <w:r>
         <w:lastRenderedPageBreak/>
         <w:t>Etiqueta y protocolo en la atención al cliente, reglas y normas</w:t>
@@ -10879,7 +10971,19 @@
         <w:rPr>
           <w:lang w:val="es-419" w:eastAsia="es-CO"/>
         </w:rPr>
-        <w:t>Plan de contingencia en situaciones inesperadas especialmente cuando deben atender a cliente en condiciones de discapacidad o clientes insatisfechos o agresivos, esto les enseñará a solucionar problemas complejos.</w:t>
+        <w:t>Plan de contingencia en situaciones inesperadas especialmente cuando deben atender a cliente</w:t>
+      </w:r>
+      <w:r>
+        <w:rPr>
+          <w:lang w:val="es-419" w:eastAsia="es-CO"/>
+        </w:rPr>
+        <w:t>s</w:t>
+      </w:r>
+      <w:r>
+        <w:rPr>
+          <w:lang w:val="es-419" w:eastAsia="es-CO"/>
+        </w:rPr>
+        <w:t xml:space="preserve"> en condiciones de discapacidad o clientes insatisfechos o agresivos, esto les enseñará a solucionar problemas complejos.</w:t>
       </w:r>
     </w:p>
     <w:p>
@@ -11080,7 +11184,23 @@
           <w:bCs/>
           <w:lang w:val="es-419" w:eastAsia="es-CO"/>
         </w:rPr>
-        <w:t>La visión de tu empresa es importante</w:t>
+        <w:t xml:space="preserve">La visión de </w:t>
+      </w:r>
+      <w:r>
+        <w:rPr>
+          <w:b/>
+          <w:bCs/>
+          <w:lang w:val="es-419" w:eastAsia="es-CO"/>
+        </w:rPr>
+        <w:t>la</w:t>
+      </w:r>
+      <w:r>
+        <w:rPr>
+          <w:b/>
+          <w:bCs/>
+          <w:lang w:val="es-419" w:eastAsia="es-CO"/>
+        </w:rPr>
+        <w:t xml:space="preserve"> empresa es importante</w:t>
       </w:r>
       <w:r>
         <w:rPr>
@@ -11112,7 +11232,39 @@
           <w:bCs/>
           <w:lang w:val="es-419" w:eastAsia="es-CO"/>
         </w:rPr>
-        <w:t>Conoce a tus clientes</w:t>
+        <w:t>Conoce</w:t>
+      </w:r>
+      <w:r>
+        <w:rPr>
+          <w:b/>
+          <w:bCs/>
+          <w:lang w:val="es-419" w:eastAsia="es-CO"/>
+        </w:rPr>
+        <w:t>r</w:t>
+      </w:r>
+      <w:r>
+        <w:rPr>
+          <w:b/>
+          <w:bCs/>
+          <w:lang w:val="es-419" w:eastAsia="es-CO"/>
+        </w:rPr>
+        <w:t xml:space="preserve"> a </w:t>
+      </w:r>
+      <w:r>
+        <w:rPr>
+          <w:b/>
+          <w:bCs/>
+          <w:lang w:val="es-419" w:eastAsia="es-CO"/>
+        </w:rPr>
+        <w:t xml:space="preserve">sus </w:t>
+      </w:r>
+      <w:r>
+        <w:rPr>
+          <w:b/>
+          <w:bCs/>
+          <w:lang w:val="es-419" w:eastAsia="es-CO"/>
+        </w:rPr>
+        <w:t>clientes</w:t>
       </w:r>
       <w:r>
         <w:rPr>
@@ -11211,7 +11363,7 @@
       <w:pPr>
         <w:pStyle w:val="Ttulo1"/>
       </w:pPr>
-      <w:bookmarkStart w:id="15" w:name="_Toc225889160"/>
+      <w:bookmarkStart w:id="15" w:name="_Toc229417165"/>
       <w:r>
         <w:lastRenderedPageBreak/>
         <w:t>Relaciones interpersonales</w:t>
@@ -11354,7 +11506,7 @@
       <w:pPr>
         <w:pStyle w:val="Ttulo2"/>
       </w:pPr>
-      <w:bookmarkStart w:id="16" w:name="_Toc225889161"/>
+      <w:bookmarkStart w:id="16" w:name="_Toc229417166"/>
       <w:r>
         <w:lastRenderedPageBreak/>
         <w:t>Tipos</w:t>
@@ -11641,7 +11793,7 @@
       <w:pPr>
         <w:pStyle w:val="Ttulo2"/>
       </w:pPr>
-      <w:bookmarkStart w:id="17" w:name="_Toc225889162"/>
+      <w:bookmarkStart w:id="17" w:name="_Toc229417167"/>
       <w:r>
         <w:t>Factores</w:t>
       </w:r>
@@ -11903,7 +12055,7 @@
       <w:pPr>
         <w:pStyle w:val="Titulosgenerales"/>
       </w:pPr>
-      <w:bookmarkStart w:id="18" w:name="_Toc225889163"/>
+      <w:bookmarkStart w:id="18" w:name="_Toc229417168"/>
       <w:r>
         <w:lastRenderedPageBreak/>
         <w:t>S</w:t>
@@ -11934,9 +12086,9 @@
           <w:lang w:val="es-419" w:eastAsia="es-CO"/>
         </w:rPr>
         <w:drawing>
-          <wp:inline distT="0" distB="0" distL="0" distR="0" wp14:anchorId="09F69F45" wp14:editId="4748F3BA">
-            <wp:extent cx="6167500" cy="3400677"/>
-            <wp:effectExtent l="0" t="0" r="5080" b="9525"/>
+          <wp:inline distT="0" distB="0" distL="0" distR="0" wp14:anchorId="09F69F45" wp14:editId="7DD176A6">
+            <wp:extent cx="6253416" cy="3448050"/>
+            <wp:effectExtent l="0" t="0" r="0" b="0"/>
             <wp:docPr id="1148112299" name="Imagen 6" descr="La imagen presenta un esquema sobre los protocolos de servicio al cliente, en el cual se organizan los principales componentes que intervienen en la atención al cliente dentro de una empresa. Incluye aspectos como los recursos tecnológicos para atender al cliente (tipos, características y manejo), la normatividad de seguridad de la información al contactarlo, el portafolio de servicios con sus elementos y características, y la comunicación con el cliente, que abarca sus características, jerarquización, técnicas de comunicación oral, escrita y corporal, así como la comunicación efectiva y asertiva. Además, incorpora la etiqueta y el protocolo en la atención al cliente con sus reglas y normas, y las relaciones interpersonales, considerando sus tipos y factores."/>
             <wp:cNvGraphicFramePr>
               <a:graphicFrameLocks xmlns:a="http://schemas.openxmlformats.org/drawingml/2006/main" noChangeAspect="1"/>
@@ -11966,7 +12118,7 @@
                   <pic:spPr bwMode="auto">
                     <a:xfrm>
                       <a:off x="0" y="0"/>
-                      <a:ext cx="6176389" cy="3405578"/>
+                      <a:ext cx="6265794" cy="3454875"/>
                     </a:xfrm>
                     <a:prstGeom prst="rect">
                       <a:avLst/>
@@ -11982,9 +12134,23 @@
     </w:p>
     <w:p>
       <w:pPr>
+        <w:rPr>
+          <w:lang w:val="es-419" w:eastAsia="es-CO"/>
+        </w:rPr>
+      </w:pPr>
+    </w:p>
+    <w:p>
+      <w:pPr>
+        <w:rPr>
+          <w:lang w:val="es-419" w:eastAsia="es-CO"/>
+        </w:rPr>
+      </w:pPr>
+    </w:p>
+    <w:p>
+      <w:pPr>
         <w:pStyle w:val="Titulosgenerales"/>
       </w:pPr>
-      <w:bookmarkStart w:id="19" w:name="_Toc225889164"/>
+      <w:bookmarkStart w:id="19" w:name="_Toc229417169"/>
       <w:r>
         <w:lastRenderedPageBreak/>
         <w:t>Glosario</w:t>
@@ -12247,7 +12413,7 @@
       <w:pPr>
         <w:pStyle w:val="Titulosgenerales"/>
       </w:pPr>
-      <w:bookmarkStart w:id="20" w:name="_Toc225889165"/>
+      <w:bookmarkStart w:id="20" w:name="_Toc229417170"/>
       <w:r>
         <w:lastRenderedPageBreak/>
         <w:t>Referencias bibliográficas</w:t>
@@ -12258,145 +12424,32 @@
       </w:r>
     </w:p>
     <w:p>
-      <w:pPr>
-        <w:pStyle w:val="Normal0"/>
-        <w:ind w:firstLine="708"/>
-        <w:rPr>
-          <w:rFonts w:asciiTheme="minorHAnsi" w:hAnsiTheme="minorHAnsi" w:cstheme="minorHAnsi"/>
-          <w:sz w:val="28"/>
-          <w:szCs w:val="28"/>
-        </w:rPr>
-      </w:pPr>
-      <w:r>
-        <w:rPr>
-          <w:rFonts w:asciiTheme="minorHAnsi" w:hAnsiTheme="minorHAnsi" w:cstheme="minorHAnsi"/>
-          <w:sz w:val="28"/>
-          <w:szCs w:val="28"/>
-        </w:rPr>
+      <w:r>
         <w:t>Arismendy, A. (2013). ¿Cómo vender?, manual de ventas y atención al cliente. A. Arismendy.</w:t>
       </w:r>
     </w:p>
     <w:p>
-      <w:pPr>
-        <w:pStyle w:val="Normal0"/>
-        <w:ind w:firstLine="708"/>
-        <w:rPr>
-          <w:rFonts w:asciiTheme="minorHAnsi" w:hAnsiTheme="minorHAnsi" w:cstheme="minorHAnsi"/>
-          <w:sz w:val="28"/>
-          <w:szCs w:val="28"/>
-        </w:rPr>
-      </w:pPr>
-    </w:p>
-    <w:p>
-      <w:pPr>
-        <w:pStyle w:val="Normal0"/>
-        <w:ind w:firstLine="708"/>
-        <w:rPr>
-          <w:rFonts w:asciiTheme="minorHAnsi" w:hAnsiTheme="minorHAnsi" w:cstheme="minorHAnsi"/>
-          <w:sz w:val="28"/>
-          <w:szCs w:val="28"/>
-        </w:rPr>
-      </w:pPr>
-      <w:r>
-        <w:rPr>
-          <w:rFonts w:asciiTheme="minorHAnsi" w:hAnsiTheme="minorHAnsi" w:cstheme="minorHAnsi"/>
-          <w:sz w:val="28"/>
-          <w:szCs w:val="28"/>
-        </w:rPr>
+      <w:r>
         <w:t>Barbera, G. E. (2013). El estilo e-portafolio. UOC.</w:t>
       </w:r>
     </w:p>
     <w:p>
-      <w:pPr>
-        <w:pStyle w:val="Normal0"/>
-        <w:ind w:firstLine="708"/>
-        <w:rPr>
-          <w:rFonts w:asciiTheme="minorHAnsi" w:hAnsiTheme="minorHAnsi" w:cstheme="minorHAnsi"/>
-          <w:sz w:val="28"/>
-          <w:szCs w:val="28"/>
-        </w:rPr>
-      </w:pPr>
-    </w:p>
-    <w:p>
-      <w:pPr>
-        <w:pStyle w:val="Normal0"/>
-        <w:ind w:firstLine="708"/>
-        <w:rPr>
-          <w:rFonts w:asciiTheme="minorHAnsi" w:hAnsiTheme="minorHAnsi" w:cstheme="minorHAnsi"/>
-          <w:sz w:val="28"/>
-          <w:szCs w:val="28"/>
-        </w:rPr>
-      </w:pPr>
-      <w:r>
-        <w:rPr>
-          <w:rFonts w:asciiTheme="minorHAnsi" w:hAnsiTheme="minorHAnsi" w:cstheme="minorHAnsi"/>
-          <w:sz w:val="28"/>
-          <w:szCs w:val="28"/>
-        </w:rPr>
-        <w:t xml:space="preserve">Cajal, F., A. (2020). Portafolio de servicios: tipos, partes y ejemplos. </w:t>
-      </w:r>
-      <w:proofErr w:type="spellStart"/>
-      <w:r>
-        <w:rPr>
-          <w:rFonts w:asciiTheme="minorHAnsi" w:hAnsiTheme="minorHAnsi" w:cstheme="minorHAnsi"/>
-          <w:sz w:val="28"/>
-          <w:szCs w:val="28"/>
-        </w:rPr>
-        <w:t>Lifeder</w:t>
-      </w:r>
-      <w:proofErr w:type="spellEnd"/>
-      <w:r>
-        <w:rPr>
-          <w:rFonts w:asciiTheme="minorHAnsi" w:hAnsiTheme="minorHAnsi" w:cstheme="minorHAnsi"/>
-          <w:sz w:val="28"/>
-          <w:szCs w:val="28"/>
-        </w:rPr>
-        <w:t>.</w:t>
-      </w:r>
-    </w:p>
-    <w:p>
-      <w:pPr>
-        <w:pStyle w:val="Normal0"/>
-        <w:ind w:firstLine="708"/>
-        <w:rPr>
-          <w:rFonts w:asciiTheme="minorHAnsi" w:hAnsiTheme="minorHAnsi" w:cstheme="minorHAnsi"/>
-          <w:sz w:val="28"/>
-          <w:szCs w:val="28"/>
-        </w:rPr>
-      </w:pPr>
-    </w:p>
-    <w:p>
-      <w:pPr>
-        <w:pStyle w:val="Normal0"/>
-        <w:ind w:firstLine="708"/>
-        <w:rPr>
-          <w:rFonts w:asciiTheme="minorHAnsi" w:hAnsiTheme="minorHAnsi" w:cstheme="minorHAnsi"/>
-          <w:sz w:val="28"/>
-          <w:szCs w:val="28"/>
-        </w:rPr>
-      </w:pPr>
-      <w:r>
-        <w:rPr>
-          <w:rFonts w:asciiTheme="minorHAnsi" w:hAnsiTheme="minorHAnsi" w:cstheme="minorHAnsi"/>
-          <w:sz w:val="28"/>
-          <w:szCs w:val="28"/>
-        </w:rPr>
+      <w:r>
+        <w:t>Cajal, F., A. (2020). Portafolio de servicios: tipos, partes y ejemplos. Lifeder.</w:t>
+      </w:r>
+    </w:p>
+    <w:p>
+      <w:r>
         <w:t>Cámara de Comercio de Medellín. (s. f.). Protocolo de atención a personas en situación de discapacidad.</w:t>
       </w:r>
       <w:r>
-        <w:rPr>
-          <w:rFonts w:asciiTheme="minorHAnsi" w:hAnsiTheme="minorHAnsi" w:cstheme="minorHAnsi"/>
-          <w:sz w:val="28"/>
-          <w:szCs w:val="28"/>
-        </w:rPr>
         <w:t xml:space="preserve"> </w:t>
       </w:r>
       <w:hyperlink r:id="rId28" w:history="1">
         <w:r>
           <w:rPr>
             <w:rStyle w:val="Hipervnculo"/>
-            <w:rFonts w:asciiTheme="minorHAnsi" w:hAnsiTheme="minorHAnsi" w:cstheme="minorHAnsi"/>
-            <w:sz w:val="28"/>
+            <w:rFonts w:cstheme="minorHAnsi"/>
             <w:szCs w:val="28"/>
           </w:rPr>
           <w:t>https://www.camaramedellin.com.co/Portals/0/Documentos/Transparencia/accesibilidad/Protocolo_atencion_personas_discapacidad_movilidad_reducida_y_orden_preferencial.pdf</w:t>
@@ -12404,192 +12457,73 @@
       </w:hyperlink>
     </w:p>
     <w:p>
-      <w:pPr>
-        <w:pStyle w:val="Normal0"/>
-        <w:ind w:firstLine="708"/>
-        <w:rPr>
-          <w:rFonts w:asciiTheme="minorHAnsi" w:hAnsiTheme="minorHAnsi" w:cstheme="minorHAnsi"/>
-          <w:sz w:val="28"/>
-          <w:szCs w:val="28"/>
-        </w:rPr>
-      </w:pPr>
-    </w:p>
-    <w:p>
-      <w:pPr>
-        <w:pStyle w:val="Normal0"/>
-        <w:ind w:firstLine="708"/>
-        <w:rPr>
-          <w:rFonts w:asciiTheme="minorHAnsi" w:hAnsiTheme="minorHAnsi" w:cstheme="minorHAnsi"/>
-          <w:sz w:val="28"/>
-          <w:szCs w:val="28"/>
-        </w:rPr>
-      </w:pPr>
-      <w:r>
-        <w:rPr>
-          <w:rFonts w:asciiTheme="minorHAnsi" w:hAnsiTheme="minorHAnsi" w:cstheme="minorHAnsi"/>
-          <w:sz w:val="28"/>
-          <w:szCs w:val="28"/>
-        </w:rPr>
+      <w:r>
         <w:t>Carrera, F., Jiménez, G., A., y Viera, L., L. (2019). Técnicas de comunicación. IC Editorial.</w:t>
       </w:r>
     </w:p>
     <w:p>
-      <w:pPr>
-        <w:pStyle w:val="Normal0"/>
-        <w:ind w:firstLine="708"/>
-        <w:rPr>
-          <w:rFonts w:asciiTheme="minorHAnsi" w:hAnsiTheme="minorHAnsi" w:cstheme="minorHAnsi"/>
-          <w:sz w:val="28"/>
-          <w:szCs w:val="28"/>
-        </w:rPr>
-      </w:pPr>
-    </w:p>
-    <w:p>
-      <w:pPr>
-        <w:pStyle w:val="Normal0"/>
-        <w:ind w:firstLine="708"/>
-        <w:rPr>
-          <w:rFonts w:asciiTheme="minorHAnsi" w:hAnsiTheme="minorHAnsi" w:cstheme="minorHAnsi"/>
-          <w:sz w:val="28"/>
-          <w:szCs w:val="28"/>
-        </w:rPr>
-      </w:pPr>
-      <w:r>
-        <w:rPr>
-          <w:rFonts w:asciiTheme="minorHAnsi" w:hAnsiTheme="minorHAnsi" w:cstheme="minorHAnsi"/>
-          <w:sz w:val="28"/>
-          <w:szCs w:val="28"/>
-        </w:rPr>
+      <w:r>
         <w:t>Fernández, A. M. (2021). Definición de relaciones interpersonales. Tipos, instancias y rasgos. Definicion.com.</w:t>
       </w:r>
       <w:r>
-        <w:rPr>
-          <w:rFonts w:asciiTheme="minorHAnsi" w:hAnsiTheme="minorHAnsi" w:cstheme="minorHAnsi"/>
-          <w:sz w:val="28"/>
-          <w:szCs w:val="28"/>
-        </w:rPr>
         <w:t xml:space="preserve"> </w:t>
       </w:r>
       <w:hyperlink r:id="rId29" w:history="1">
         <w:r>
           <w:rPr>
             <w:rStyle w:val="Hipervnculo"/>
-            <w:rFonts w:asciiTheme="minorHAnsi" w:hAnsiTheme="minorHAnsi" w:cstheme="minorHAnsi"/>
-            <w:sz w:val="28"/>
+            <w:rFonts w:cstheme="minorHAnsi"/>
             <w:szCs w:val="28"/>
           </w:rPr>
           <w:t>Https://definicion.com/relaciones-interpersonales/</w:t>
         </w:r>
       </w:hyperlink>
       <w:r>
-        <w:rPr>
-          <w:rFonts w:asciiTheme="minorHAnsi" w:hAnsiTheme="minorHAnsi" w:cstheme="minorHAnsi"/>
-          <w:sz w:val="28"/>
-          <w:szCs w:val="28"/>
-        </w:rPr>
         <w:t xml:space="preserve"> </w:t>
       </w:r>
     </w:p>
     <w:p>
-      <w:pPr>
-        <w:pStyle w:val="Normal0"/>
-        <w:ind w:firstLine="708"/>
-        <w:rPr>
-          <w:rFonts w:asciiTheme="minorHAnsi" w:hAnsiTheme="minorHAnsi" w:cstheme="minorHAnsi"/>
-          <w:sz w:val="28"/>
-          <w:szCs w:val="28"/>
-        </w:rPr>
-      </w:pPr>
-    </w:p>
-    <w:p>
-      <w:pPr>
-        <w:pStyle w:val="Normal0"/>
-        <w:ind w:firstLine="708"/>
-        <w:rPr>
-          <w:rFonts w:asciiTheme="minorHAnsi" w:hAnsiTheme="minorHAnsi" w:cstheme="minorHAnsi"/>
-          <w:sz w:val="28"/>
-          <w:szCs w:val="28"/>
-        </w:rPr>
-      </w:pPr>
-      <w:r>
-        <w:rPr>
-          <w:rFonts w:asciiTheme="minorHAnsi" w:hAnsiTheme="minorHAnsi" w:cstheme="minorHAnsi"/>
-          <w:sz w:val="28"/>
-          <w:szCs w:val="28"/>
-        </w:rPr>
+      <w:r>
         <w:t>Funiber.org. (2017). Beneficios, tecnología y empresas.</w:t>
       </w:r>
       <w:r>
-        <w:rPr>
-          <w:rFonts w:asciiTheme="minorHAnsi" w:hAnsiTheme="minorHAnsi" w:cstheme="minorHAnsi"/>
-          <w:sz w:val="28"/>
-          <w:szCs w:val="28"/>
-        </w:rPr>
         <w:t xml:space="preserve"> </w:t>
       </w:r>
       <w:hyperlink r:id="rId30" w:history="1">
         <w:r>
           <w:rPr>
             <w:rStyle w:val="Hipervnculo"/>
-            <w:rFonts w:asciiTheme="minorHAnsi" w:hAnsiTheme="minorHAnsi" w:cstheme="minorHAnsi"/>
-            <w:sz w:val="28"/>
+            <w:rFonts w:cstheme="minorHAnsi"/>
             <w:szCs w:val="28"/>
           </w:rPr>
           <w:t>https://blogs.funiber.org/direccion-empresarial</w:t>
         </w:r>
       </w:hyperlink>
       <w:r>
-        <w:rPr>
-          <w:rFonts w:asciiTheme="minorHAnsi" w:hAnsiTheme="minorHAnsi" w:cstheme="minorHAnsi"/>
-          <w:sz w:val="28"/>
-          <w:szCs w:val="28"/>
-        </w:rPr>
         <w:t xml:space="preserve"> </w:t>
       </w:r>
     </w:p>
     <w:p>
-      <w:pPr>
-        <w:pStyle w:val="Normal0"/>
-        <w:ind w:firstLine="708"/>
-        <w:rPr>
-          <w:rFonts w:asciiTheme="minorHAnsi" w:hAnsiTheme="minorHAnsi" w:cstheme="minorHAnsi"/>
-          <w:sz w:val="28"/>
-          <w:szCs w:val="28"/>
-        </w:rPr>
-      </w:pPr>
-    </w:p>
-    <w:p>
-      <w:pPr>
-        <w:pStyle w:val="Normal0"/>
-        <w:ind w:firstLine="708"/>
-        <w:rPr>
-          <w:rFonts w:asciiTheme="minorHAnsi" w:hAnsiTheme="minorHAnsi" w:cstheme="minorHAnsi"/>
-          <w:sz w:val="28"/>
-          <w:szCs w:val="28"/>
-        </w:rPr>
-      </w:pPr>
-      <w:r>
-        <w:rPr>
-          <w:rFonts w:asciiTheme="minorHAnsi" w:hAnsiTheme="minorHAnsi" w:cstheme="minorHAnsi"/>
-          <w:sz w:val="28"/>
-          <w:szCs w:val="28"/>
-        </w:rPr>
-        <w:t>IMF-formación.com. (2019). Atención al cliente medios tecnológicos. Blog marketing.</w:t>
-      </w:r>
-      <w:r>
-        <w:rPr>
-          <w:rFonts w:asciiTheme="minorHAnsi" w:hAnsiTheme="minorHAnsi" w:cstheme="minorHAnsi"/>
-          <w:sz w:val="28"/>
-          <w:szCs w:val="28"/>
-        </w:rPr>
+      <w:r>
+        <w:t xml:space="preserve">IMF-formación.com. (2019). Atención al cliente medios tecnológicos. </w:t>
+      </w:r>
+      <w:r>
+        <w:rPr>
+          <w:rStyle w:val="Extranjerismo"/>
+        </w:rPr>
+        <w:t>Blog marketing</w:t>
+      </w:r>
+      <w:r>
+        <w:t>.</w:t>
+      </w:r>
+      <w:r>
         <w:t xml:space="preserve"> </w:t>
       </w:r>
       <w:hyperlink r:id="rId31" w:history="1">
         <w:r>
           <w:rPr>
             <w:rStyle w:val="Hipervnculo"/>
-            <w:rFonts w:asciiTheme="minorHAnsi" w:hAnsiTheme="minorHAnsi" w:cstheme="minorHAnsi"/>
-            <w:sz w:val="28"/>
+            <w:rFonts w:cstheme="minorHAnsi"/>
             <w:szCs w:val="28"/>
           </w:rPr>
           <w:t>https://blogs.imf-formacion.com/blog/marketing/atencion-al-cliente-medios-tecnologicos/</w:t>
@@ -12597,222 +12531,59 @@
       </w:hyperlink>
     </w:p>
     <w:p>
-      <w:pPr>
-        <w:pStyle w:val="Normal0"/>
-        <w:ind w:firstLine="708"/>
-        <w:rPr>
-          <w:rFonts w:asciiTheme="minorHAnsi" w:hAnsiTheme="minorHAnsi" w:cstheme="minorHAnsi"/>
-          <w:sz w:val="28"/>
-          <w:szCs w:val="28"/>
-        </w:rPr>
-      </w:pPr>
-    </w:p>
-    <w:p>
-      <w:pPr>
-        <w:pStyle w:val="Normal0"/>
-        <w:ind w:firstLine="708"/>
-        <w:rPr>
-          <w:rFonts w:asciiTheme="minorHAnsi" w:hAnsiTheme="minorHAnsi" w:cstheme="minorHAnsi"/>
-          <w:sz w:val="28"/>
-          <w:szCs w:val="28"/>
-        </w:rPr>
-      </w:pPr>
-      <w:r>
-        <w:rPr>
-          <w:rFonts w:asciiTheme="minorHAnsi" w:hAnsiTheme="minorHAnsi" w:cstheme="minorHAnsi"/>
-          <w:sz w:val="28"/>
-          <w:szCs w:val="28"/>
-        </w:rPr>
+      <w:r>
         <w:t>Instituto Nacional de Ciberseguridad. (2020). Cómo proteger la información de los clientes.</w:t>
       </w:r>
       <w:r>
-        <w:rPr>
-          <w:rFonts w:asciiTheme="minorHAnsi" w:hAnsiTheme="minorHAnsi" w:cstheme="minorHAnsi"/>
-          <w:sz w:val="28"/>
-          <w:szCs w:val="28"/>
-        </w:rPr>
         <w:t xml:space="preserve"> </w:t>
       </w:r>
       <w:hyperlink r:id="rId32" w:history="1">
         <w:r>
           <w:rPr>
             <w:rStyle w:val="Hipervnculo"/>
-            <w:rFonts w:asciiTheme="minorHAnsi" w:hAnsiTheme="minorHAnsi" w:cstheme="minorHAnsi"/>
-            <w:sz w:val="28"/>
+            <w:rFonts w:cstheme="minorHAnsi"/>
             <w:szCs w:val="28"/>
           </w:rPr>
           <w:t>https://www.incibe.es/protege-tu-empresa/blog/proteger-informacion-personal-los-clientes-empresa</w:t>
         </w:r>
       </w:hyperlink>
-      <w:r>
-        <w:rPr>
-          <w:rFonts w:asciiTheme="minorHAnsi" w:hAnsiTheme="minorHAnsi" w:cstheme="minorHAnsi"/>
-          <w:sz w:val="28"/>
-          <w:szCs w:val="28"/>
-        </w:rPr>
-        <w:t xml:space="preserve"> </w:t>
-      </w:r>
-    </w:p>
-    <w:p>
-      <w:pPr>
-        <w:pStyle w:val="Normal0"/>
-        <w:ind w:firstLine="708"/>
-        <w:rPr>
-          <w:rFonts w:asciiTheme="minorHAnsi" w:hAnsiTheme="minorHAnsi" w:cstheme="minorHAnsi"/>
-          <w:sz w:val="28"/>
-          <w:szCs w:val="28"/>
-        </w:rPr>
-      </w:pPr>
-    </w:p>
-    <w:p>
-      <w:pPr>
-        <w:pStyle w:val="Normal0"/>
-        <w:ind w:firstLine="708"/>
-        <w:rPr>
-          <w:rFonts w:asciiTheme="minorHAnsi" w:hAnsiTheme="minorHAnsi" w:cstheme="minorHAnsi"/>
-          <w:sz w:val="28"/>
-          <w:szCs w:val="28"/>
-        </w:rPr>
-      </w:pPr>
-      <w:r>
-        <w:rPr>
-          <w:rFonts w:asciiTheme="minorHAnsi" w:hAnsiTheme="minorHAnsi" w:cstheme="minorHAnsi"/>
-          <w:sz w:val="28"/>
-          <w:szCs w:val="28"/>
-        </w:rPr>
+    </w:p>
+    <w:p>
+      <w:r>
         <w:lastRenderedPageBreak/>
         <w:t>Julia, M. U. (2020). Características de la comunicación.</w:t>
       </w:r>
       <w:r>
-        <w:rPr>
-          <w:rFonts w:asciiTheme="minorHAnsi" w:hAnsiTheme="minorHAnsi" w:cstheme="minorHAnsi"/>
-          <w:sz w:val="28"/>
-          <w:szCs w:val="28"/>
-        </w:rPr>
         <w:t xml:space="preserve"> </w:t>
       </w:r>
       <w:hyperlink r:id="rId33" w:history="1">
         <w:r>
           <w:rPr>
             <w:rStyle w:val="Hipervnculo"/>
-            <w:rFonts w:asciiTheme="minorHAnsi" w:hAnsiTheme="minorHAnsi" w:cstheme="minorHAnsi"/>
-            <w:sz w:val="28"/>
+            <w:rFonts w:cstheme="minorHAnsi"/>
             <w:szCs w:val="28"/>
           </w:rPr>
           <w:t>https://www.caracteristicas.co/comunicacion</w:t>
         </w:r>
       </w:hyperlink>
       <w:r>
-        <w:rPr>
-          <w:rFonts w:asciiTheme="minorHAnsi" w:hAnsiTheme="minorHAnsi" w:cstheme="minorHAnsi"/>
-          <w:sz w:val="28"/>
-          <w:szCs w:val="28"/>
-        </w:rPr>
         <w:t xml:space="preserve"> </w:t>
       </w:r>
     </w:p>
     <w:p>
-      <w:pPr>
-        <w:pStyle w:val="Normal0"/>
-        <w:ind w:firstLine="708"/>
-        <w:rPr>
-          <w:rFonts w:asciiTheme="minorHAnsi" w:hAnsiTheme="minorHAnsi" w:cstheme="minorHAnsi"/>
-          <w:sz w:val="28"/>
-          <w:szCs w:val="28"/>
-        </w:rPr>
-      </w:pPr>
-    </w:p>
-    <w:p>
-      <w:pPr>
-        <w:pStyle w:val="Normal0"/>
-        <w:ind w:firstLine="708"/>
-        <w:rPr>
-          <w:rFonts w:asciiTheme="minorHAnsi" w:hAnsiTheme="minorHAnsi" w:cstheme="minorHAnsi"/>
-          <w:sz w:val="28"/>
-          <w:szCs w:val="28"/>
-        </w:rPr>
-      </w:pPr>
-      <w:r>
-        <w:rPr>
-          <w:rFonts w:asciiTheme="minorHAnsi" w:hAnsiTheme="minorHAnsi" w:cstheme="minorHAnsi"/>
-          <w:sz w:val="28"/>
-          <w:szCs w:val="28"/>
-        </w:rPr>
+      <w:r>
         <w:t>Mateos, M. Á. (2012). Atención básica al cliente. IC Editorial.</w:t>
       </w:r>
     </w:p>
     <w:p>
-      <w:pPr>
-        <w:pStyle w:val="Normal0"/>
-        <w:ind w:firstLine="708"/>
-        <w:rPr>
-          <w:rFonts w:asciiTheme="minorHAnsi" w:hAnsiTheme="minorHAnsi" w:cstheme="minorHAnsi"/>
-          <w:sz w:val="28"/>
-          <w:szCs w:val="28"/>
-        </w:rPr>
-      </w:pPr>
-    </w:p>
-    <w:p>
-      <w:pPr>
-        <w:pStyle w:val="Normal0"/>
-        <w:ind w:firstLine="708"/>
-        <w:rPr>
-          <w:rFonts w:asciiTheme="minorHAnsi" w:hAnsiTheme="minorHAnsi" w:cstheme="minorHAnsi"/>
-          <w:sz w:val="28"/>
-          <w:szCs w:val="28"/>
-        </w:rPr>
-      </w:pPr>
-      <w:proofErr w:type="spellStart"/>
-      <w:r>
-        <w:rPr>
-          <w:rFonts w:asciiTheme="minorHAnsi" w:hAnsiTheme="minorHAnsi" w:cstheme="minorHAnsi"/>
-          <w:sz w:val="28"/>
-          <w:szCs w:val="28"/>
-        </w:rPr>
-        <w:t>Models</w:t>
-      </w:r>
-      <w:proofErr w:type="spellEnd"/>
-      <w:r>
-        <w:rPr>
-          <w:rFonts w:asciiTheme="minorHAnsi" w:hAnsiTheme="minorHAnsi" w:cstheme="minorHAnsi"/>
-          <w:sz w:val="28"/>
-          <w:szCs w:val="28"/>
-        </w:rPr>
-        <w:t xml:space="preserve">, Inc., </w:t>
-      </w:r>
-      <w:r>
-        <w:rPr>
-          <w:rFonts w:asciiTheme="minorHAnsi" w:hAnsiTheme="minorHAnsi" w:cstheme="minorHAnsi"/>
-          <w:sz w:val="28"/>
-          <w:szCs w:val="28"/>
-        </w:rPr>
+      <w:r>
+        <w:t xml:space="preserve">Models, Inc., </w:t>
+      </w:r>
+      <w:r>
         <w:t>y</w:t>
       </w:r>
       <w:r>
-        <w:rPr>
-          <w:rFonts w:asciiTheme="minorHAnsi" w:hAnsiTheme="minorHAnsi" w:cstheme="minorHAnsi"/>
-          <w:sz w:val="28"/>
-          <w:szCs w:val="28"/>
-        </w:rPr>
-        <w:t xml:space="preserve"> </w:t>
-      </w:r>
-      <w:proofErr w:type="spellStart"/>
-      <w:r>
-        <w:rPr>
-          <w:rFonts w:asciiTheme="minorHAnsi" w:hAnsiTheme="minorHAnsi" w:cstheme="minorHAnsi"/>
-          <w:sz w:val="28"/>
-          <w:szCs w:val="28"/>
-        </w:rPr>
-        <w:t>Communication</w:t>
-      </w:r>
-      <w:proofErr w:type="spellEnd"/>
-      <w:r>
-        <w:rPr>
-          <w:rFonts w:asciiTheme="minorHAnsi" w:hAnsiTheme="minorHAnsi" w:cstheme="minorHAnsi"/>
-          <w:sz w:val="28"/>
-          <w:szCs w:val="28"/>
-        </w:rPr>
-        <w:t xml:space="preserve">. (2011). </w:t>
+        <w:t xml:space="preserve"> Communication. (2011). </w:t>
       </w:r>
       <w:r>
         <w:rPr>
@@ -12821,60 +12592,24 @@
         <w:t>Shannon and weaver model of communication. Communication theory.</w:t>
       </w:r>
       <w:r>
-        <w:rPr>
-          <w:rFonts w:asciiTheme="minorHAnsi" w:hAnsiTheme="minorHAnsi" w:cstheme="minorHAnsi"/>
-          <w:sz w:val="28"/>
-          <w:szCs w:val="28"/>
-        </w:rPr>
         <w:t xml:space="preserve"> </w:t>
       </w:r>
       <w:hyperlink r:id="rId34" w:history="1">
         <w:r>
           <w:rPr>
             <w:rStyle w:val="Hipervnculo"/>
-            <w:rFonts w:asciiTheme="minorHAnsi" w:hAnsiTheme="minorHAnsi" w:cstheme="minorHAnsi"/>
-            <w:sz w:val="28"/>
+            <w:rFonts w:cstheme="minorHAnsi"/>
             <w:szCs w:val="28"/>
           </w:rPr>
           <w:t>https://www.communicationtheory.org/shannon-and-weaver-model-of-communication/</w:t>
         </w:r>
       </w:hyperlink>
       <w:r>
-        <w:rPr>
-          <w:rFonts w:asciiTheme="minorHAnsi" w:hAnsiTheme="minorHAnsi" w:cstheme="minorHAnsi"/>
-          <w:sz w:val="28"/>
-          <w:szCs w:val="28"/>
-        </w:rPr>
         <w:t xml:space="preserve"> </w:t>
       </w:r>
     </w:p>
     <w:p>
-      <w:pPr>
-        <w:pStyle w:val="Normal0"/>
-        <w:ind w:firstLine="708"/>
-        <w:rPr>
-          <w:rFonts w:asciiTheme="minorHAnsi" w:hAnsiTheme="minorHAnsi" w:cstheme="minorHAnsi"/>
-          <w:sz w:val="28"/>
-          <w:szCs w:val="28"/>
-        </w:rPr>
-      </w:pPr>
-    </w:p>
-    <w:p>
-      <w:pPr>
-        <w:pStyle w:val="Normal0"/>
-        <w:ind w:firstLine="708"/>
-        <w:rPr>
-          <w:rFonts w:asciiTheme="minorHAnsi" w:hAnsiTheme="minorHAnsi" w:cstheme="minorHAnsi"/>
-          <w:sz w:val="28"/>
-          <w:szCs w:val="28"/>
-        </w:rPr>
-      </w:pPr>
-      <w:r>
-        <w:rPr>
-          <w:rFonts w:asciiTheme="minorHAnsi" w:hAnsiTheme="minorHAnsi" w:cstheme="minorHAnsi"/>
-          <w:sz w:val="28"/>
-          <w:szCs w:val="28"/>
-        </w:rPr>
+      <w:r>
         <w:t xml:space="preserve">Novella, R., Repetto, A., Robino, C., &amp; Rucci, G. (2018). </w:t>
       </w:r>
       <w:r>
@@ -12884,11 +12619,6 @@
         <w:t>Millennials</w:t>
       </w:r>
       <w:r>
-        <w:rPr>
-          <w:rFonts w:asciiTheme="minorHAnsi" w:hAnsiTheme="minorHAnsi" w:cstheme="minorHAnsi"/>
-          <w:sz w:val="28"/>
-          <w:szCs w:val="28"/>
-        </w:rPr>
         <w:t xml:space="preserve"> en América Latina y el Caribe: ¿trabajar o estudiar? (resumen ejecutivo). </w:t>
       </w:r>
       <w:r>
@@ -12898,182 +12628,65 @@
         <w:t>Interamerican Development Bank</w:t>
       </w:r>
       <w:r>
-        <w:rPr>
-          <w:rFonts w:asciiTheme="minorHAnsi" w:hAnsiTheme="minorHAnsi" w:cstheme="minorHAnsi"/>
-          <w:sz w:val="28"/>
-          <w:szCs w:val="28"/>
-        </w:rPr>
         <w:t>.</w:t>
       </w:r>
       <w:r>
-        <w:rPr>
-          <w:rFonts w:asciiTheme="minorHAnsi" w:hAnsiTheme="minorHAnsi" w:cstheme="minorHAnsi"/>
-          <w:sz w:val="28"/>
-          <w:szCs w:val="28"/>
-        </w:rPr>
         <w:t xml:space="preserve"> </w:t>
       </w:r>
       <w:hyperlink r:id="rId35" w:history="1">
         <w:r>
           <w:rPr>
             <w:rStyle w:val="Hipervnculo"/>
-            <w:rFonts w:asciiTheme="minorHAnsi" w:hAnsiTheme="minorHAnsi" w:cstheme="minorHAnsi"/>
-            <w:sz w:val="28"/>
+            <w:rFonts w:cstheme="minorHAnsi"/>
             <w:szCs w:val="28"/>
           </w:rPr>
           <w:t>https://doi.org/10.18235/0001411</w:t>
         </w:r>
       </w:hyperlink>
       <w:r>
-        <w:rPr>
-          <w:rFonts w:asciiTheme="minorHAnsi" w:hAnsiTheme="minorHAnsi" w:cstheme="minorHAnsi"/>
-          <w:sz w:val="28"/>
-          <w:szCs w:val="28"/>
-        </w:rPr>
         <w:t xml:space="preserve"> </w:t>
       </w:r>
     </w:p>
     <w:p>
-      <w:pPr>
-        <w:pStyle w:val="Normal0"/>
-        <w:ind w:firstLine="708"/>
-        <w:rPr>
-          <w:rFonts w:asciiTheme="minorHAnsi" w:hAnsiTheme="minorHAnsi" w:cstheme="minorHAnsi"/>
-          <w:sz w:val="28"/>
-          <w:szCs w:val="28"/>
-        </w:rPr>
-      </w:pPr>
-    </w:p>
-    <w:p>
-      <w:pPr>
-        <w:pStyle w:val="Normal0"/>
-        <w:ind w:firstLine="708"/>
-        <w:rPr>
-          <w:rFonts w:asciiTheme="minorHAnsi" w:hAnsiTheme="minorHAnsi" w:cstheme="minorHAnsi"/>
-          <w:sz w:val="28"/>
-          <w:szCs w:val="28"/>
-        </w:rPr>
-      </w:pPr>
-      <w:r>
-        <w:rPr>
-          <w:rFonts w:asciiTheme="minorHAnsi" w:hAnsiTheme="minorHAnsi" w:cstheme="minorHAnsi"/>
-          <w:sz w:val="28"/>
-          <w:szCs w:val="28"/>
-        </w:rPr>
+      <w:r>
         <w:t>Oliveras, R., I. (2009). El cliente y la calidad en el servicio. Editorial Trillas.</w:t>
       </w:r>
     </w:p>
     <w:p>
-      <w:pPr>
-        <w:pStyle w:val="Normal0"/>
-        <w:ind w:firstLine="708"/>
-        <w:rPr>
-          <w:rFonts w:asciiTheme="minorHAnsi" w:hAnsiTheme="minorHAnsi" w:cstheme="minorHAnsi"/>
-          <w:sz w:val="28"/>
-          <w:szCs w:val="28"/>
-        </w:rPr>
-      </w:pPr>
-    </w:p>
-    <w:p>
-      <w:pPr>
-        <w:pStyle w:val="Normal0"/>
-        <w:ind w:firstLine="708"/>
-        <w:rPr>
-          <w:rFonts w:asciiTheme="minorHAnsi" w:hAnsiTheme="minorHAnsi" w:cstheme="minorHAnsi"/>
-          <w:sz w:val="28"/>
-          <w:szCs w:val="28"/>
-        </w:rPr>
-      </w:pPr>
-      <w:r>
-        <w:rPr>
-          <w:rFonts w:asciiTheme="minorHAnsi" w:hAnsiTheme="minorHAnsi" w:cstheme="minorHAnsi"/>
-          <w:sz w:val="28"/>
-          <w:szCs w:val="28"/>
-        </w:rPr>
+      <w:r>
         <w:t>Pérez, R., W. (2021). El protocolo en la atención al cliente.</w:t>
       </w:r>
       <w:r>
-        <w:rPr>
-          <w:rFonts w:asciiTheme="minorHAnsi" w:hAnsiTheme="minorHAnsi" w:cstheme="minorHAnsi"/>
-          <w:sz w:val="28"/>
-          <w:szCs w:val="28"/>
-        </w:rPr>
         <w:t xml:space="preserve"> </w:t>
       </w:r>
       <w:hyperlink r:id="rId36" w:history="1">
         <w:r>
           <w:rPr>
             <w:rStyle w:val="Hipervnculo"/>
-            <w:rFonts w:asciiTheme="minorHAnsi" w:hAnsiTheme="minorHAnsi" w:cstheme="minorHAnsi"/>
-            <w:sz w:val="28"/>
+            <w:rFonts w:cstheme="minorHAnsi"/>
             <w:szCs w:val="28"/>
           </w:rPr>
           <w:t>https://www.protocolo.org/social/etiqueta-social/el-protocolo-en-la-atencion-al-cliente.html</w:t>
         </w:r>
       </w:hyperlink>
       <w:r>
-        <w:rPr>
-          <w:rFonts w:asciiTheme="minorHAnsi" w:hAnsiTheme="minorHAnsi" w:cstheme="minorHAnsi"/>
-          <w:sz w:val="28"/>
-          <w:szCs w:val="28"/>
-        </w:rPr>
         <w:t xml:space="preserve"> </w:t>
       </w:r>
     </w:p>
     <w:p>
-      <w:pPr>
-        <w:pStyle w:val="Normal0"/>
-        <w:ind w:firstLine="708"/>
-        <w:rPr>
-          <w:rFonts w:asciiTheme="minorHAnsi" w:hAnsiTheme="minorHAnsi" w:cstheme="minorHAnsi"/>
-          <w:sz w:val="28"/>
-          <w:szCs w:val="28"/>
-        </w:rPr>
-      </w:pPr>
-    </w:p>
-    <w:p>
-      <w:pPr>
-        <w:pStyle w:val="Normal0"/>
-        <w:ind w:firstLine="708"/>
-        <w:rPr>
-          <w:rFonts w:asciiTheme="minorHAnsi" w:hAnsiTheme="minorHAnsi" w:cstheme="minorHAnsi"/>
-          <w:sz w:val="28"/>
-          <w:szCs w:val="28"/>
-        </w:rPr>
-      </w:pPr>
-      <w:r>
-        <w:rPr>
-          <w:rFonts w:asciiTheme="minorHAnsi" w:hAnsiTheme="minorHAnsi" w:cstheme="minorHAnsi"/>
-          <w:sz w:val="28"/>
-          <w:szCs w:val="28"/>
-        </w:rPr>
+      <w:r>
         <w:t>Tiposde.com. (2017). Tipos de relaciones interpersonales.</w:t>
       </w:r>
       <w:r>
-        <w:rPr>
-          <w:rFonts w:asciiTheme="minorHAnsi" w:hAnsiTheme="minorHAnsi" w:cstheme="minorHAnsi"/>
-          <w:sz w:val="28"/>
-          <w:szCs w:val="28"/>
-        </w:rPr>
         <w:t xml:space="preserve"> </w:t>
       </w:r>
     </w:p>
-    <w:p>
-      <w:pPr>
-        <w:pStyle w:val="Normal0"/>
-        <w:ind w:firstLine="708"/>
-        <w:rPr>
-          <w:rFonts w:asciiTheme="minorHAnsi" w:hAnsiTheme="minorHAnsi" w:cstheme="minorHAnsi"/>
-          <w:sz w:val="28"/>
-          <w:szCs w:val="28"/>
-        </w:rPr>
-      </w:pPr>
-    </w:p>
+    <w:p/>
     <w:p>
       <w:pPr>
         <w:pStyle w:val="Titulosgenerales"/>
       </w:pPr>
-      <w:bookmarkStart w:id="21" w:name="_Toc225889166"/>
+      <w:bookmarkStart w:id="21" w:name="_Toc229417171"/>
       <w:r>
         <w:lastRenderedPageBreak/>
         <w:t>C</w:t>
@@ -13223,7 +12836,7 @@
               </w:rPr>
             </w:pPr>
             <w:r>
-              <w:t>Dirección General</w:t>
+              <w:t>Centro Agroturístico - Regional Santander</w:t>
             </w:r>
           </w:p>
         </w:tc>
@@ -13492,13 +13105,9 @@
           <w:p>
             <w:pPr>
               <w:pStyle w:val="TextoTablas"/>
-              <w:rPr>
-                <w:rFonts w:cs="Calibri"/>
-                <w:szCs w:val="24"/>
-              </w:rPr>
             </w:pPr>
             <w:r>
-              <w:t>Carmen Alicia Martínez Torres</w:t>
+              <w:t>Alix Cecilia Chinchilla Rueda</w:t>
             </w:r>
           </w:p>
         </w:tc>
@@ -13509,19 +13118,9 @@
           <w:p>
             <w:pPr>
               <w:pStyle w:val="TextoTablas"/>
-              <w:rPr>
-                <w:rFonts w:cs="Calibri"/>
-                <w:szCs w:val="24"/>
-              </w:rPr>
             </w:pPr>
             <w:r>
-              <w:t xml:space="preserve">Diseñador </w:t>
-            </w:r>
-            <w:r>
-              <w:t>web</w:t>
-            </w:r>
-            <w:r>
-              <w:t xml:space="preserve"> </w:t>
+              <w:t>Asesor metodológico</w:t>
             </w:r>
           </w:p>
         </w:tc>
@@ -13532,13 +13131,9 @@
           <w:p>
             <w:pPr>
               <w:pStyle w:val="TextoTablas"/>
-              <w:rPr>
-                <w:rFonts w:cs="Calibri"/>
-                <w:szCs w:val="24"/>
-              </w:rPr>
             </w:pPr>
             <w:r>
-              <w:t>Centro de Comercio y Servicios – Regional Atlántico</w:t>
+              <w:t>Centro de Diseño y Metrología Regional - Distrito Capital</w:t>
             </w:r>
           </w:p>
         </w:tc>
@@ -13554,13 +13149,9 @@
           <w:p>
             <w:pPr>
               <w:pStyle w:val="TextoTablas"/>
-              <w:rPr>
-                <w:rFonts w:cs="Calibri"/>
-                <w:szCs w:val="24"/>
-              </w:rPr>
             </w:pPr>
             <w:r>
-              <w:t>Fabio Fonseca Arguelles</w:t>
+              <w:t>José Gabriel Ortiz Abella</w:t>
             </w:r>
           </w:p>
         </w:tc>
@@ -13571,19 +13162,9 @@
           <w:p>
             <w:pPr>
               <w:pStyle w:val="TextoTablas"/>
-              <w:rPr>
-                <w:rFonts w:cs="Calibri"/>
-                <w:szCs w:val="24"/>
-              </w:rPr>
             </w:pPr>
             <w:r>
-              <w:t xml:space="preserve">Desarrollador </w:t>
-            </w:r>
-            <w:r>
-              <w:rPr>
-                <w:rStyle w:val="Extranjerismo"/>
-              </w:rPr>
-              <w:t>full stack</w:t>
+              <w:t>Corrector de estilo</w:t>
             </w:r>
           </w:p>
         </w:tc>
@@ -13594,13 +13175,9 @@
           <w:p>
             <w:pPr>
               <w:pStyle w:val="TextoTablas"/>
-              <w:rPr>
-                <w:rFonts w:cs="Calibri"/>
-                <w:szCs w:val="24"/>
-              </w:rPr>
             </w:pPr>
             <w:r>
-              <w:t>Centro de Comercio y Servicios – Regional Atlántico</w:t>
+              <w:t>Centro de Diseño y Metrología Regional - Distrito Capital</w:t>
             </w:r>
           </w:p>
         </w:tc>
@@ -13619,7 +13196,7 @@
               </w:rPr>
             </w:pPr>
             <w:r>
-              <w:t>Nelson Iván Vera Briceño</w:t>
+              <w:t>Carmen Alicia Martínez Torres</w:t>
             </w:r>
           </w:p>
         </w:tc>
@@ -13636,7 +13213,13 @@
               </w:rPr>
             </w:pPr>
             <w:r>
-              <w:t xml:space="preserve">Animador y productor audiovisual </w:t>
+              <w:t xml:space="preserve">Diseñador </w:t>
+            </w:r>
+            <w:r>
+              <w:t>web</w:t>
+            </w:r>
+            <w:r>
+              <w:t xml:space="preserve"> </w:t>
             </w:r>
           </w:p>
         </w:tc>
@@ -13675,7 +13258,7 @@
               </w:rPr>
             </w:pPr>
             <w:r>
-              <w:t>Zuleidy María Ruíz Torres</w:t>
+              <w:t>Fabio Fonseca Arguelles</w:t>
             </w:r>
           </w:p>
         </w:tc>
@@ -13692,7 +13275,13 @@
               </w:rPr>
             </w:pPr>
             <w:r>
-              <w:t>Producción audiovisual</w:t>
+              <w:t xml:space="preserve">Desarrollador </w:t>
+            </w:r>
+            <w:r>
+              <w:rPr>
+                <w:rStyle w:val="Extranjerismo"/>
+              </w:rPr>
+              <w:t>full stack</w:t>
             </w:r>
           </w:p>
         </w:tc>
@@ -13709,13 +13298,7 @@
               </w:rPr>
             </w:pPr>
             <w:r>
-              <w:t xml:space="preserve">Centro de Comercio y Servicios </w:t>
-            </w:r>
-            <w:r>
-              <w:t>-</w:t>
-            </w:r>
-            <w:r>
-              <w:t>Regional Tolima</w:t>
+              <w:t>Centro de Comercio y Servicios – Regional Atlántico</w:t>
             </w:r>
           </w:p>
         </w:tc>
@@ -13734,7 +13317,7 @@
               </w:rPr>
             </w:pPr>
             <w:r>
-              <w:t>Wilson Andrés Arenales Cáceres</w:t>
+              <w:t>Nelson Iván Vera Briceño</w:t>
             </w:r>
           </w:p>
         </w:tc>
@@ -13751,7 +13334,7 @@
               </w:rPr>
             </w:pPr>
             <w:r>
-              <w:t>Producción audiovisual</w:t>
+              <w:t xml:space="preserve">Animador y productor audiovisual </w:t>
             </w:r>
           </w:p>
         </w:tc>
@@ -13768,25 +13351,7 @@
               </w:rPr>
             </w:pPr>
             <w:r>
-              <w:rPr>
-                <w:rFonts w:cs="Calibri"/>
-                <w:szCs w:val="24"/>
-              </w:rPr>
-              <w:t>Centro Industrial del Diseño y la Manufactura</w:t>
-            </w:r>
-            <w:r>
-              <w:rPr>
-                <w:rFonts w:cs="Calibri"/>
-                <w:szCs w:val="24"/>
-              </w:rPr>
-              <w:t xml:space="preserve"> -</w:t>
-            </w:r>
-            <w:r>
-              <w:rPr>
-                <w:rFonts w:cs="Calibri"/>
-                <w:szCs w:val="24"/>
-              </w:rPr>
-              <w:t xml:space="preserve"> Regional Santander</w:t>
+              <w:t>Centro de Comercio y Servicios – Regional Atlántico</w:t>
             </w:r>
           </w:p>
         </w:tc>
@@ -13808,21 +13373,8 @@
               </w:rPr>
             </w:pPr>
             <w:r>
-              <w:rPr>
-                <w:rFonts w:cs="Calibri"/>
-                <w:szCs w:val="24"/>
-              </w:rPr>
-              <w:t xml:space="preserve">Gilberto Junior Rodríguez </w:t>
-            </w:r>
-            <w:proofErr w:type="spellStart"/>
-            <w:r>
-              <w:rPr>
-                <w:rFonts w:cs="Calibri"/>
-                <w:szCs w:val="24"/>
-              </w:rPr>
-              <w:t>Rodríguez</w:t>
-            </w:r>
-            <w:proofErr w:type="spellEnd"/>
+              <w:t>Zuleidy María Ruíz Torres</w:t>
+            </w:r>
           </w:p>
         </w:tc>
         <w:tc>
@@ -13838,10 +13390,6 @@
               </w:rPr>
             </w:pPr>
             <w:r>
-              <w:rPr>
-                <w:rFonts w:cs="Calibri"/>
-                <w:szCs w:val="24"/>
-              </w:rPr>
               <w:t>Producción audiovisual</w:t>
             </w:r>
           </w:p>
@@ -13859,25 +13407,13 @@
               </w:rPr>
             </w:pPr>
             <w:r>
-              <w:rPr>
-                <w:rFonts w:cs="Calibri"/>
-                <w:szCs w:val="24"/>
-              </w:rPr>
-              <w:t>Centro Industrial del Diseño y la Manufactura</w:t>
-            </w:r>
-            <w:r>
-              <w:rPr>
-                <w:rFonts w:cs="Calibri"/>
-                <w:szCs w:val="24"/>
-              </w:rPr>
-              <w:t xml:space="preserve"> -</w:t>
-            </w:r>
-            <w:r>
-              <w:rPr>
-                <w:rFonts w:cs="Calibri"/>
-                <w:szCs w:val="24"/>
-              </w:rPr>
-              <w:t xml:space="preserve"> Regional Santander</w:t>
+              <w:t xml:space="preserve">Centro de Comercio y Servicios </w:t>
+            </w:r>
+            <w:r>
+              <w:t>-</w:t>
+            </w:r>
+            <w:r>
+              <w:t>Regional Tolima</w:t>
             </w:r>
           </w:p>
         </w:tc>
@@ -13896,11 +13432,7 @@
               </w:rPr>
             </w:pPr>
             <w:r>
-              <w:rPr>
-                <w:rFonts w:cs="Calibri"/>
-                <w:szCs w:val="24"/>
-              </w:rPr>
-              <w:t>Camilo Andrés Bolaño Rey</w:t>
+              <w:t>Wilson Andrés Arenales Cáceres</w:t>
             </w:r>
           </w:p>
         </w:tc>
@@ -13917,11 +13449,7 @@
               </w:rPr>
             </w:pPr>
             <w:r>
-              <w:rPr>
-                <w:rFonts w:cs="Calibri"/>
-                <w:szCs w:val="24"/>
-              </w:rPr>
-              <w:t>Locución</w:t>
+              <w:t>Producción audiovisual</w:t>
             </w:r>
           </w:p>
         </w:tc>
@@ -13942,21 +13470,21 @@
                 <w:rFonts w:cs="Calibri"/>
                 <w:szCs w:val="24"/>
               </w:rPr>
-              <w:t xml:space="preserve">Centro Industrial del Diseño y la Manufactura </w:t>
+              <w:t>Centro Industrial del Diseño y la Manufactura</w:t>
             </w:r>
             <w:r>
               <w:rPr>
                 <w:rFonts w:cs="Calibri"/>
                 <w:szCs w:val="24"/>
               </w:rPr>
-              <w:t xml:space="preserve">- </w:t>
+              <w:t xml:space="preserve"> -</w:t>
             </w:r>
             <w:r>
               <w:rPr>
                 <w:rFonts w:cs="Calibri"/>
                 <w:szCs w:val="24"/>
               </w:rPr>
-              <w:t>Regional Santander</w:t>
+              <w:t xml:space="preserve"> Regional Santander</w:t>
             </w:r>
           </w:p>
         </w:tc>
@@ -13983,7 +13511,7 @@
                 <w:szCs w:val="24"/>
               </w:rPr>
               <w:lastRenderedPageBreak/>
-              <w:t>Ernesto Navarro Jaimes</w:t>
+              <w:t>Gilberto Junior Rodríguez Rodríguez</w:t>
             </w:r>
           </w:p>
         </w:tc>
@@ -14025,21 +13553,21 @@
                 <w:rFonts w:cs="Calibri"/>
                 <w:szCs w:val="24"/>
               </w:rPr>
-              <w:t xml:space="preserve">Centro Industrial del Diseño y la Manufactura </w:t>
+              <w:t>Centro Industrial del Diseño y la Manufactura</w:t>
             </w:r>
             <w:r>
               <w:rPr>
                 <w:rFonts w:cs="Calibri"/>
                 <w:szCs w:val="24"/>
               </w:rPr>
-              <w:t xml:space="preserve">- </w:t>
+              <w:t xml:space="preserve"> -</w:t>
             </w:r>
             <w:r>
               <w:rPr>
                 <w:rFonts w:cs="Calibri"/>
                 <w:szCs w:val="24"/>
               </w:rPr>
-              <w:t>Regional Santander</w:t>
+              <w:t xml:space="preserve"> Regional Santander</w:t>
             </w:r>
           </w:p>
         </w:tc>
@@ -14062,7 +13590,7 @@
                 <w:rFonts w:cs="Calibri"/>
                 <w:szCs w:val="24"/>
               </w:rPr>
-              <w:t>Oleg Litvin</w:t>
+              <w:t>Camilo Andrés Bolaño Rey</w:t>
             </w:r>
           </w:p>
         </w:tc>
@@ -14083,7 +13611,7 @@
                 <w:rFonts w:cs="Calibri"/>
                 <w:szCs w:val="24"/>
               </w:rPr>
-              <w:t>Producción audiovisual</w:t>
+              <w:t>Locución</w:t>
             </w:r>
           </w:p>
         </w:tc>
@@ -14104,21 +13632,21 @@
                 <w:rFonts w:cs="Calibri"/>
                 <w:szCs w:val="24"/>
               </w:rPr>
-              <w:t>Centro Industrial del Diseño y la Manufactura</w:t>
+              <w:t xml:space="preserve">Centro Industrial del Diseño y la Manufactura </w:t>
             </w:r>
             <w:r>
               <w:rPr>
                 <w:rFonts w:cs="Calibri"/>
                 <w:szCs w:val="24"/>
               </w:rPr>
-              <w:t xml:space="preserve"> -</w:t>
+              <w:t xml:space="preserve">- </w:t>
             </w:r>
             <w:r>
               <w:rPr>
                 <w:rFonts w:cs="Calibri"/>
                 <w:szCs w:val="24"/>
               </w:rPr>
-              <w:t xml:space="preserve"> Regional Santander</w:t>
+              <w:t>Regional Santander</w:t>
             </w:r>
           </w:p>
         </w:tc>
@@ -14139,21 +13667,12 @@
                 <w:szCs w:val="24"/>
               </w:rPr>
             </w:pPr>
-            <w:proofErr w:type="spellStart"/>
             <w:r>
               <w:rPr>
                 <w:rFonts w:cs="Calibri"/>
                 <w:szCs w:val="24"/>
               </w:rPr>
-              <w:t>Yicelly</w:t>
-            </w:r>
-            <w:proofErr w:type="spellEnd"/>
-            <w:r>
-              <w:rPr>
-                <w:rFonts w:cs="Calibri"/>
-                <w:szCs w:val="24"/>
-              </w:rPr>
-              <w:t xml:space="preserve"> Estefania Mesa Silva</w:t>
+              <w:t>Ernesto Navarro Jaimes</w:t>
             </w:r>
           </w:p>
         </w:tc>
@@ -14195,35 +13714,21 @@
                 <w:rFonts w:cs="Calibri"/>
                 <w:szCs w:val="24"/>
               </w:rPr>
-              <w:t>Centro Industrial del Diseño y la Manufactura</w:t>
+              <w:t xml:space="preserve">Centro Industrial del Diseño y la Manufactura </w:t>
             </w:r>
             <w:r>
               <w:rPr>
                 <w:rFonts w:cs="Calibri"/>
                 <w:szCs w:val="24"/>
               </w:rPr>
-              <w:t xml:space="preserve"> -</w:t>
+              <w:t xml:space="preserve">- </w:t>
             </w:r>
             <w:r>
               <w:rPr>
                 <w:rFonts w:cs="Calibri"/>
                 <w:szCs w:val="24"/>
               </w:rPr>
-              <w:t xml:space="preserve"> Regional</w:t>
-            </w:r>
-            <w:r>
-              <w:rPr>
-                <w:rFonts w:cs="Calibri"/>
-                <w:szCs w:val="24"/>
-              </w:rPr>
-              <w:t xml:space="preserve"> </w:t>
-            </w:r>
-            <w:r>
-              <w:rPr>
-                <w:rFonts w:cs="Calibri"/>
-                <w:szCs w:val="24"/>
-              </w:rPr>
-              <w:t>Santander</w:t>
+              <w:t>Regional Santander</w:t>
             </w:r>
           </w:p>
         </w:tc>
@@ -14241,21 +13746,12 @@
                 <w:szCs w:val="24"/>
               </w:rPr>
             </w:pPr>
-            <w:proofErr w:type="spellStart"/>
             <w:r>
               <w:rPr>
                 <w:rFonts w:cs="Calibri"/>
                 <w:szCs w:val="24"/>
               </w:rPr>
-              <w:t>Ludwyng</w:t>
-            </w:r>
-            <w:proofErr w:type="spellEnd"/>
-            <w:r>
-              <w:rPr>
-                <w:rFonts w:cs="Calibri"/>
-                <w:szCs w:val="24"/>
-              </w:rPr>
-              <w:t xml:space="preserve"> Corzo García</w:t>
+              <w:t>Oleg Litvin</w:t>
             </w:r>
           </w:p>
         </w:tc>
@@ -14297,21 +13793,299 @@
                 <w:rFonts w:cs="Calibri"/>
                 <w:szCs w:val="24"/>
               </w:rPr>
-              <w:t xml:space="preserve">Centro Industrial del Diseño y la Manufactura </w:t>
+              <w:t>Centro Industrial del Diseño y la Manufactura</w:t>
             </w:r>
             <w:r>
               <w:rPr>
                 <w:rFonts w:cs="Calibri"/>
                 <w:szCs w:val="24"/>
               </w:rPr>
-              <w:t xml:space="preserve">- </w:t>
+              <w:t xml:space="preserve"> -</w:t>
             </w:r>
             <w:r>
               <w:rPr>
                 <w:rFonts w:cs="Calibri"/>
                 <w:szCs w:val="24"/>
               </w:rPr>
+              <w:t xml:space="preserve"> Regional Santander</w:t>
+            </w:r>
+          </w:p>
+        </w:tc>
+      </w:tr>
+      <w:tr>
+        <w:trPr>
+          <w:cnfStyle w:val="000000100000" w:firstRow="0" w:lastRow="0" w:firstColumn="0" w:lastColumn="0" w:oddVBand="0" w:evenVBand="0" w:oddHBand="1" w:evenHBand="0" w:firstRowFirstColumn="0" w:firstRowLastColumn="0" w:lastRowFirstColumn="0" w:lastRowLastColumn="0"/>
+        </w:trPr>
+        <w:tc>
+          <w:tcPr>
+            <w:tcW w:w="2830" w:type="dxa"/>
+          </w:tcPr>
+          <w:p>
+            <w:pPr>
+              <w:pStyle w:val="TextoTablas"/>
+              <w:rPr>
+                <w:rFonts w:cs="Calibri"/>
+                <w:szCs w:val="24"/>
+              </w:rPr>
+            </w:pPr>
+            <w:r>
+              <w:rPr>
+                <w:rFonts w:cs="Calibri"/>
+                <w:szCs w:val="24"/>
+              </w:rPr>
+              <w:t>Yicelly Estefania Mesa Silva</w:t>
+            </w:r>
+          </w:p>
+        </w:tc>
+        <w:tc>
+          <w:tcPr>
+            <w:tcW w:w="3261" w:type="dxa"/>
+          </w:tcPr>
+          <w:p>
+            <w:pPr>
+              <w:pStyle w:val="TextoTablas"/>
+              <w:rPr>
+                <w:rFonts w:cs="Calibri"/>
+                <w:szCs w:val="24"/>
+              </w:rPr>
+            </w:pPr>
+            <w:r>
+              <w:rPr>
+                <w:rFonts w:cs="Calibri"/>
+                <w:szCs w:val="24"/>
+              </w:rPr>
+              <w:t>Producción audiovisual</w:t>
+            </w:r>
+          </w:p>
+        </w:tc>
+        <w:tc>
+          <w:tcPr>
+            <w:tcW w:w="3969" w:type="dxa"/>
+          </w:tcPr>
+          <w:p>
+            <w:pPr>
+              <w:pStyle w:val="TextoTablas"/>
+              <w:rPr>
+                <w:rFonts w:cs="Calibri"/>
+                <w:szCs w:val="24"/>
+              </w:rPr>
+            </w:pPr>
+            <w:r>
+              <w:rPr>
+                <w:rFonts w:cs="Calibri"/>
+                <w:szCs w:val="24"/>
+              </w:rPr>
+              <w:t>Centro Industrial del Diseño y la Manufactura</w:t>
+            </w:r>
+            <w:r>
+              <w:rPr>
+                <w:rFonts w:cs="Calibri"/>
+                <w:szCs w:val="24"/>
+              </w:rPr>
+              <w:t xml:space="preserve"> -</w:t>
+            </w:r>
+            <w:r>
+              <w:rPr>
+                <w:rFonts w:cs="Calibri"/>
+                <w:szCs w:val="24"/>
+              </w:rPr>
+              <w:t xml:space="preserve"> Regional</w:t>
+            </w:r>
+            <w:r>
+              <w:rPr>
+                <w:rFonts w:cs="Calibri"/>
+                <w:szCs w:val="24"/>
+              </w:rPr>
+              <w:t xml:space="preserve"> </w:t>
+            </w:r>
+            <w:r>
+              <w:rPr>
+                <w:rFonts w:cs="Calibri"/>
+                <w:szCs w:val="24"/>
+              </w:rPr>
+              <w:t>Santander</w:t>
+            </w:r>
+          </w:p>
+        </w:tc>
+      </w:tr>
+      <w:tr>
+        <w:tc>
+          <w:tcPr>
+            <w:tcW w:w="2830" w:type="dxa"/>
+          </w:tcPr>
+          <w:p>
+            <w:pPr>
+              <w:pStyle w:val="TextoTablas"/>
+              <w:rPr>
+                <w:rFonts w:cs="Calibri"/>
+                <w:szCs w:val="24"/>
+              </w:rPr>
+            </w:pPr>
+            <w:r>
+              <w:rPr>
+                <w:rFonts w:cs="Calibri"/>
+                <w:szCs w:val="24"/>
+              </w:rPr>
+              <w:t>Ludwyng Corzo García</w:t>
+            </w:r>
+          </w:p>
+        </w:tc>
+        <w:tc>
+          <w:tcPr>
+            <w:tcW w:w="3261" w:type="dxa"/>
+          </w:tcPr>
+          <w:p>
+            <w:pPr>
+              <w:pStyle w:val="TextoTablas"/>
+              <w:rPr>
+                <w:rFonts w:cs="Calibri"/>
+                <w:szCs w:val="24"/>
+              </w:rPr>
+            </w:pPr>
+            <w:r>
+              <w:rPr>
+                <w:rFonts w:cs="Calibri"/>
+                <w:szCs w:val="24"/>
+              </w:rPr>
+              <w:t>Producción audiovisual</w:t>
+            </w:r>
+          </w:p>
+        </w:tc>
+        <w:tc>
+          <w:tcPr>
+            <w:tcW w:w="3969" w:type="dxa"/>
+          </w:tcPr>
+          <w:p>
+            <w:pPr>
+              <w:pStyle w:val="TextoTablas"/>
+              <w:rPr>
+                <w:rFonts w:cs="Calibri"/>
+                <w:szCs w:val="24"/>
+              </w:rPr>
+            </w:pPr>
+            <w:r>
+              <w:rPr>
+                <w:rFonts w:cs="Calibri"/>
+                <w:szCs w:val="24"/>
+              </w:rPr>
+              <w:t xml:space="preserve">Centro Industrial del Diseño y la Manufactura </w:t>
+            </w:r>
+            <w:r>
+              <w:rPr>
+                <w:rFonts w:cs="Calibri"/>
+                <w:szCs w:val="24"/>
+              </w:rPr>
+              <w:t xml:space="preserve">- </w:t>
+            </w:r>
+            <w:r>
+              <w:rPr>
+                <w:rFonts w:cs="Calibri"/>
+                <w:szCs w:val="24"/>
+              </w:rPr>
               <w:t>Regional Santander</w:t>
+            </w:r>
+          </w:p>
+        </w:tc>
+      </w:tr>
+      <w:tr>
+        <w:trPr>
+          <w:cnfStyle w:val="000000100000" w:firstRow="0" w:lastRow="0" w:firstColumn="0" w:lastColumn="0" w:oddVBand="0" w:evenVBand="0" w:oddHBand="1" w:evenHBand="0" w:firstRowFirstColumn="0" w:firstRowLastColumn="0" w:lastRowFirstColumn="0" w:lastRowLastColumn="0"/>
+        </w:trPr>
+        <w:tc>
+          <w:tcPr>
+            <w:tcW w:w="2830" w:type="dxa"/>
+          </w:tcPr>
+          <w:p>
+            <w:pPr>
+              <w:pStyle w:val="TextoTablas"/>
+              <w:rPr>
+                <w:rFonts w:cs="Calibri"/>
+                <w:szCs w:val="24"/>
+              </w:rPr>
+            </w:pPr>
+            <w:r>
+              <w:t>Carlos Andrés Díaz Pinto</w:t>
+            </w:r>
+          </w:p>
+        </w:tc>
+        <w:tc>
+          <w:tcPr>
+            <w:tcW w:w="3261" w:type="dxa"/>
+          </w:tcPr>
+          <w:p>
+            <w:pPr>
+              <w:pStyle w:val="TextoTablas"/>
+              <w:rPr>
+                <w:rFonts w:cs="Calibri"/>
+                <w:szCs w:val="24"/>
+              </w:rPr>
+            </w:pPr>
+            <w:r>
+              <w:t xml:space="preserve">Desarrollo </w:t>
+            </w:r>
+            <w:r>
+              <w:rPr>
+                <w:rStyle w:val="Extranjerismo"/>
+              </w:rPr>
+              <w:t>Front-end</w:t>
+            </w:r>
+          </w:p>
+        </w:tc>
+        <w:tc>
+          <w:tcPr>
+            <w:tcW w:w="3969" w:type="dxa"/>
+          </w:tcPr>
+          <w:p>
+            <w:pPr>
+              <w:pStyle w:val="TextoTablas"/>
+              <w:rPr>
+                <w:rFonts w:cs="Calibri"/>
+                <w:szCs w:val="24"/>
+              </w:rPr>
+            </w:pPr>
+            <w:r>
+              <w:t>Centro Industrial del Diseño y la Manufactura Regional - Santander</w:t>
+            </w:r>
+          </w:p>
+        </w:tc>
+      </w:tr>
+      <w:tr>
+        <w:tc>
+          <w:tcPr>
+            <w:tcW w:w="2830" w:type="dxa"/>
+          </w:tcPr>
+          <w:p>
+            <w:pPr>
+              <w:pStyle w:val="TextoTablas"/>
+            </w:pPr>
+            <w:r>
+              <w:t>Yuli Marcela Gómez Tarazona</w:t>
+            </w:r>
+          </w:p>
+        </w:tc>
+        <w:tc>
+          <w:tcPr>
+            <w:tcW w:w="3261" w:type="dxa"/>
+          </w:tcPr>
+          <w:p>
+            <w:pPr>
+              <w:pStyle w:val="TextoTablas"/>
+            </w:pPr>
+            <w:r>
+              <w:t>Validación de diseño y contenido</w:t>
+            </w:r>
+          </w:p>
+        </w:tc>
+        <w:tc>
+          <w:tcPr>
+            <w:tcW w:w="3969" w:type="dxa"/>
+          </w:tcPr>
+          <w:p>
+            <w:pPr>
+              <w:pStyle w:val="TextoTablas"/>
+            </w:pPr>
+            <w:r>
+              <w:t>Centro Industrial del Diseño y la Manufactura Regional Santander</w:t>
             </w:r>
           </w:p>
         </w:tc>
@@ -14594,7 +14368,6 @@
         <w:docPartUnique/>
       </w:docPartObj>
     </w:sdtPr>
-    <w:sdtEndPr/>
     <w:sdtContent>
       <w:p>
         <w:pPr>
@@ -14622,134 +14395,12 @@
         <w:docPartUnique/>
       </w:docPartObj>
     </w:sdtPr>
-    <w:sdtEndPr/>
     <w:sdtContent>
       <w:p>
         <w:pPr>
           <w:pStyle w:val="Piedepgina"/>
           <w:jc w:val="right"/>
         </w:pPr>
-        <w:r>
-          <w:rPr>
-            <w:noProof/>
-          </w:rPr>
-          <mc:AlternateContent>
-            <mc:Choice Requires="wps">
-              <w:drawing>
-                <wp:anchor distT="45720" distB="45720" distL="114300" distR="114300" simplePos="0" relativeHeight="251661312" behindDoc="0" locked="0" layoutInCell="1" allowOverlap="1" wp14:anchorId="797C42AF" wp14:editId="60C5BEAC">
-                  <wp:simplePos x="0" y="0"/>
-                  <wp:positionH relativeFrom="column">
-                    <wp:posOffset>204470</wp:posOffset>
-                  </wp:positionH>
-                  <wp:positionV relativeFrom="paragraph">
-                    <wp:posOffset>7970</wp:posOffset>
-                  </wp:positionV>
-                  <wp:extent cx="5780690" cy="525518"/>
-                  <wp:effectExtent l="0" t="0" r="0" b="8255"/>
-                  <wp:wrapNone/>
-                  <wp:docPr id="1215982720" name="Cuadro de texto 2">
-                    <a:extLst xmlns:a="http://schemas.openxmlformats.org/drawingml/2006/main">
-                      <a:ext uri="{C183D7F6-B498-43B3-948B-1728B52AA6E4}">
-                        <adec:decorative xmlns:adec="http://schemas.microsoft.com/office/drawing/2017/decorative" val="1"/>
-                      </a:ext>
-                    </a:extLst>
-                  </wp:docPr>
-                  <wp:cNvGraphicFramePr>
-                    <a:graphicFrameLocks xmlns:a="http://schemas.openxmlformats.org/drawingml/2006/main"/>
-                  </wp:cNvGraphicFramePr>
-                  <a:graphic xmlns:a="http://schemas.openxmlformats.org/drawingml/2006/main">
-                    <a:graphicData uri="http://schemas.microsoft.com/office/word/2010/wordprocessingShape">
-                      <wps:wsp>
-                        <wps:cNvSpPr txBox="1">
-                          <a:spLocks noChangeArrowheads="1"/>
-                        </wps:cNvSpPr>
-                        <wps:spPr bwMode="auto">
-                          <a:xfrm>
-                            <a:off x="0" y="0"/>
-                            <a:ext cx="5780690" cy="525518"/>
-                          </a:xfrm>
-                          <a:prstGeom prst="rect">
-                            <a:avLst/>
-                          </a:prstGeom>
-                          <a:solidFill>
-                            <a:srgbClr val="FFFFFF"/>
-                          </a:solidFill>
-                          <a:ln w="9525">
-                            <a:noFill/>
-                            <a:miter lim="800000"/>
-                            <a:headEnd/>
-                            <a:tailEnd/>
-                          </a:ln>
-                        </wps:spPr>
-                        <wps:txbx>
-                          <w:txbxContent>
-                            <w:p>
-                              <w:pPr>
-                                <w:spacing w:before="0"/>
-                                <w:jc w:val="center"/>
-                                <w:rPr>
-                                  <w:b/>
-                                  <w:bCs/>
-                                </w:rPr>
-                              </w:pPr>
-                              <w:r>
-                                <w:rPr>
-                                  <w:b/>
-                                  <w:bCs/>
-                                </w:rPr>
-                                <w:t>Grupo de Ejecución de la Formación Virtual</w:t>
-                              </w:r>
-                            </w:p>
-                          </w:txbxContent>
-                        </wps:txbx>
-                        <wps:bodyPr rot="0" vert="horz" wrap="square" lIns="91440" tIns="45720" rIns="91440" bIns="45720" anchor="t" anchorCtr="0">
-                          <a:noAutofit/>
-                        </wps:bodyPr>
-                      </wps:wsp>
-                    </a:graphicData>
-                  </a:graphic>
-                  <wp14:sizeRelH relativeFrom="margin">
-                    <wp14:pctWidth>0</wp14:pctWidth>
-                  </wp14:sizeRelH>
-                  <wp14:sizeRelV relativeFrom="margin">
-                    <wp14:pctHeight>0</wp14:pctHeight>
-                  </wp14:sizeRelV>
-                </wp:anchor>
-              </w:drawing>
-            </mc:Choice>
-            <mc:Fallback>
-              <w:pict>
-                <v:shapetype w14:anchorId="797C42AF" id="_x0000_t202" coordsize="21600,21600" o:spt="202" path="m,l,21600r21600,l21600,xe">
-                  <v:stroke joinstyle="miter"/>
-                  <v:path gradientshapeok="t" o:connecttype="rect"/>
-                </v:shapetype>
-                <v:shape id="_x0000_s1027" type="#_x0000_t202" alt="&quot;&quot;" style="position:absolute;left:0;text-align:left;margin-left:16.1pt;margin-top:.65pt;width:455.15pt;height:41.4pt;z-index:251661312;visibility:visible;mso-wrap-style:square;mso-width-percent:0;mso-height-percent:0;mso-wrap-distance-left:9pt;mso-wrap-distance-top:3.6pt;mso-wrap-distance-right:9pt;mso-wrap-distance-bottom:3.6pt;mso-position-horizontal:absolute;mso-position-horizontal-relative:text;mso-position-vertical:absolute;mso-position-vertical-relative:text;mso-width-percent:0;mso-height-percent:0;mso-width-relative:margin;mso-height-relative:margin;v-text-anchor:top" o:gfxdata="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" stroked="f">
-                  <v:textbox>
-                    <w:txbxContent>
-                      <w:p>
-                        <w:pPr>
-                          <w:spacing w:before="0"/>
-                          <w:jc w:val="center"/>
-                          <w:rPr>
-                            <w:b/>
-                            <w:bCs/>
-                          </w:rPr>
-                        </w:pPr>
-                        <w:r>
-                          <w:rPr>
-                            <w:b/>
-                            <w:bCs/>
-                          </w:rPr>
-                          <w:t>Grupo de Ejecución de la Formación Virtual</w:t>
-                        </w:r>
-                      </w:p>
-                    </w:txbxContent>
-                  </v:textbox>
-                </v:shape>
-              </w:pict>
-            </mc:Fallback>
-          </mc:AlternateContent>
-        </w:r>
         <w:r>
           <w:fldChar w:fldCharType="begin"/>
         </w:r>
@@ -21164,51 +20815,45 @@
 </file>
 
 <file path=customXml/item1.xml><?xml version="1.0" encoding="utf-8"?>
-<b:Sources xmlns:b="http://schemas.openxmlformats.org/officeDocument/2006/bibliography" xmlns="http://schemas.openxmlformats.org/officeDocument/2006/bibliography" SelectedStyle="\APASixthEditionOfficeOnline.xsl" StyleName="APA" Version="6"/>
-</file>
-
-<file path=customXml/item2.xml><?xml version="1.0" encoding="utf-8"?>
 <p:properties xmlns:p="http://schemas.microsoft.com/office/2006/metadata/properties" xmlns:xsi="http://www.w3.org/2001/XMLSchema-instance" xmlns:pc="http://schemas.microsoft.com/office/infopath/2007/PartnerControls">
   <documentManagement>
-    <TaxCatchAll xmlns="adccf511-daff-4bcb-9072-914cedbf4c7e" xsi:nil="true"/>
-    <lcf76f155ced4ddcb4097134ff3c332f xmlns="a70d3c18-0869-45a1-9f75-4b4b8f0f32be">
+    <TaxCatchAll xmlns="13c90a0b-73bc-4dc0-be5f-28d77b615beb" xsi:nil="true"/>
+    <lcf76f155ced4ddcb4097134ff3c332f xmlns="13c93bba-48ce-428c-bfe5-88b42c19b028">
       <Terms xmlns="http://schemas.microsoft.com/office/infopath/2007/PartnerControls"/>
     </lcf76f155ced4ddcb4097134ff3c332f>
   </documentManagement>
 </p:properties>
 </file>
 
-<file path=customXml/item3.xml><?xml version="1.0" encoding="utf-8"?>
-<?mso-contentType ?>
-<FormTemplates xmlns="http://schemas.microsoft.com/sharepoint/v3/contenttype/forms">
-  <Display>DocumentLibraryForm</Display>
-  <Edit>DocumentLibraryForm</Edit>
-  <New>DocumentLibraryForm</New>
-</FormTemplates>
+<file path=customXml/item2.xml><?xml version="1.0" encoding="utf-8"?>
+<b:Sources xmlns:b="http://schemas.openxmlformats.org/officeDocument/2006/bibliography" xmlns="http://schemas.openxmlformats.org/officeDocument/2006/bibliography" SelectedStyle="\APASixthEditionOfficeOnline.xsl" StyleName="APA" Version="6"/>
 </file>
 
-<file path=customXml/item4.xml><?xml version="1.0" encoding="utf-8"?>
-<ct:contentTypeSchema xmlns:ct="http://schemas.microsoft.com/office/2006/metadata/contentType" xmlns:ma="http://schemas.microsoft.com/office/2006/metadata/properties/metaAttributes" ct:_="" ma:_="" ma:contentTypeName="Documento" ma:contentTypeID="0x010100FC2B1768DD5A774EB396CCAB0DE361C1" ma:contentTypeVersion="12" ma:contentTypeDescription="Crear nuevo documento." ma:contentTypeScope="" ma:versionID="d4a546b22d2924edabf51241cf3422b8">
-  <xsd:schema xmlns:xsd="http://www.w3.org/2001/XMLSchema" xmlns:xs="http://www.w3.org/2001/XMLSchema" xmlns:p="http://schemas.microsoft.com/office/2006/metadata/properties" xmlns:ns2="a70d3c18-0869-45a1-9f75-4b4b8f0f32be" xmlns:ns3="adccf511-daff-4bcb-9072-914cedbf4c7e" targetNamespace="http://schemas.microsoft.com/office/2006/metadata/properties" ma:root="true" ma:fieldsID="e29002b2d9ca820e89c57fc59ec70c79" ns2:_="" ns3:_="">
-    <xsd:import namespace="a70d3c18-0869-45a1-9f75-4b4b8f0f32be"/>
-    <xsd:import namespace="adccf511-daff-4bcb-9072-914cedbf4c7e"/>
+<file path=customXml/item3.xml><?xml version="1.0" encoding="utf-8"?>
+<ct:contentTypeSchema xmlns:ct="http://schemas.microsoft.com/office/2006/metadata/contentType" xmlns:ma="http://schemas.microsoft.com/office/2006/metadata/properties/metaAttributes" ct:_="" ma:_="" ma:contentTypeName="Documento" ma:contentTypeID="0x0101006A81D6BD42E8DF4C91013959704817E1" ma:contentTypeVersion="15" ma:contentTypeDescription="Crear nuevo documento." ma:contentTypeScope="" ma:versionID="bf4f72ffd194f0963ff564daca6869f7">
+  <xsd:schema xmlns:xsd="http://www.w3.org/2001/XMLSchema" xmlns:xs="http://www.w3.org/2001/XMLSchema" xmlns:p="http://schemas.microsoft.com/office/2006/metadata/properties" xmlns:ns2="13c90a0b-73bc-4dc0-be5f-28d77b615beb" xmlns:ns3="13c93bba-48ce-428c-bfe5-88b42c19b028" targetNamespace="http://schemas.microsoft.com/office/2006/metadata/properties" ma:root="true" ma:fieldsID="8718d6f4873a5b1392a45044efa78385" ns2:_="" ns3:_="">
+    <xsd:import namespace="13c90a0b-73bc-4dc0-be5f-28d77b615beb"/>
+    <xsd:import namespace="13c93bba-48ce-428c-bfe5-88b42c19b028"/>
     <xsd:element name="properties">
       <xsd:complexType>
         <xsd:sequence>
           <xsd:element name="documentManagement">
             <xsd:complexType>
               <xsd:all>
-                <xsd:element ref="ns2:MediaServiceMetadata" minOccurs="0"/>
-                <xsd:element ref="ns2:MediaServiceFastMetadata" minOccurs="0"/>
-                <xsd:element ref="ns2:MediaServiceSearchProperties" minOccurs="0"/>
-                <xsd:element ref="ns2:MediaServiceDateTaken" minOccurs="0"/>
-                <xsd:element ref="ns2:MediaServiceGenerationTime" minOccurs="0"/>
-                <xsd:element ref="ns2:MediaServiceEventHashCode" minOccurs="0"/>
-                <xsd:element ref="ns2:MediaLengthInSeconds" minOccurs="0"/>
-                <xsd:element ref="ns2:lcf76f155ced4ddcb4097134ff3c332f" minOccurs="0"/>
-                <xsd:element ref="ns3:TaxCatchAll" minOccurs="0"/>
-                <xsd:element ref="ns2:MediaServiceOCR" minOccurs="0"/>
-                <xsd:element ref="ns2:MediaServiceBillingMetadata" minOccurs="0"/>
+                <xsd:element ref="ns2:SharedWithUsers" minOccurs="0"/>
+                <xsd:element ref="ns2:SharedWithDetails" minOccurs="0"/>
+                <xsd:element ref="ns3:MediaServiceMetadata" minOccurs="0"/>
+                <xsd:element ref="ns3:MediaServiceFastMetadata" minOccurs="0"/>
+                <xsd:element ref="ns3:MediaServiceSearchProperties" minOccurs="0"/>
+                <xsd:element ref="ns3:MediaServiceObjectDetectorVersions" minOccurs="0"/>
+                <xsd:element ref="ns3:MediaServiceDateTaken" minOccurs="0"/>
+                <xsd:element ref="ns3:MediaServiceGenerationTime" minOccurs="0"/>
+                <xsd:element ref="ns3:MediaServiceEventHashCode" minOccurs="0"/>
+                <xsd:element ref="ns3:MediaLengthInSeconds" minOccurs="0"/>
+                <xsd:element ref="ns3:lcf76f155ced4ddcb4097134ff3c332f" minOccurs="0"/>
+                <xsd:element ref="ns2:TaxCatchAll" minOccurs="0"/>
+                <xsd:element ref="ns3:MediaServiceOCR" minOccurs="0"/>
+                <xsd:element ref="ns3:MediaServiceLocation" minOccurs="0"/>
               </xsd:all>
             </xsd:complexType>
           </xsd:element>
@@ -21216,68 +20861,36 @@
       </xsd:complexType>
     </xsd:element>
   </xsd:schema>
-  <xsd:schema xmlns:xsd="http://www.w3.org/2001/XMLSchema" xmlns:xs="http://www.w3.org/2001/XMLSchema" xmlns:dms="http://schemas.microsoft.com/office/2006/documentManagement/types" xmlns:pc="http://schemas.microsoft.com/office/infopath/2007/PartnerControls" targetNamespace="a70d3c18-0869-45a1-9f75-4b4b8f0f32be" elementFormDefault="qualified">
+  <xsd:schema xmlns:xsd="http://www.w3.org/2001/XMLSchema" xmlns:xs="http://www.w3.org/2001/XMLSchema" xmlns:dms="http://schemas.microsoft.com/office/2006/documentManagement/types" xmlns:pc="http://schemas.microsoft.com/office/infopath/2007/PartnerControls" targetNamespace="13c90a0b-73bc-4dc0-be5f-28d77b615beb" elementFormDefault="qualified">
     <xsd:import namespace="http://schemas.microsoft.com/office/2006/documentManagement/types"/>
     <xsd:import namespace="http://schemas.microsoft.com/office/infopath/2007/PartnerControls"/>
-    <xsd:element name="MediaServiceMetadata" ma:index="8" nillable="true" ma:displayName="MediaServiceMetadata" ma:hidden="true" ma:internalName="MediaServiceMetadata" ma:readOnly="true">
-      <xsd:simpleType>
-        <xsd:restriction base="dms:Note"/>
-      </xsd:simpleType>
-    </xsd:element>
-    <xsd:element name="MediaServiceFastMetadata" ma:index="9" nillable="true" ma:displayName="MediaServiceFastMetadata" ma:hidden="true" ma:internalName="MediaServiceFastMetadata" ma:readOnly="true">
-      <xsd:simpleType>
-        <xsd:restriction base="dms:Note"/>
-      </xsd:simpleType>
-    </xsd:element>
-    <xsd:element name="MediaServiceSearchProperties" ma:index="10" nillable="true" ma:displayName="MediaServiceSearchProperties" ma:hidden="true" ma:internalName="MediaServiceSearchProperties" ma:readOnly="true">
-      <xsd:simpleType>
-        <xsd:restriction base="dms:Note"/>
-      </xsd:simpleType>
-    </xsd:element>
-    <xsd:element name="MediaServiceDateTaken" ma:index="11" nillable="true" ma:displayName="MediaServiceDateTaken" ma:hidden="true" ma:indexed="true" ma:internalName="MediaServiceDateTaken" ma:readOnly="true">
-      <xsd:simpleType>
-        <xsd:restriction base="dms:Text"/>
-      </xsd:simpleType>
-    </xsd:element>
-    <xsd:element name="MediaServiceGenerationTime" ma:index="12" nillable="true" ma:displayName="MediaServiceGenerationTime" ma:hidden="true" ma:internalName="MediaServiceGenerationTime" ma:readOnly="true">
-      <xsd:simpleType>
-        <xsd:restriction base="dms:Text"/>
-      </xsd:simpleType>
-    </xsd:element>
-    <xsd:element name="MediaServiceEventHashCode" ma:index="13" nillable="true" ma:displayName="MediaServiceEventHashCode" ma:hidden="true" ma:internalName="MediaServiceEventHashCode" ma:readOnly="true">
-      <xsd:simpleType>
-        <xsd:restriction base="dms:Text"/>
-      </xsd:simpleType>
-    </xsd:element>
-    <xsd:element name="MediaLengthInSeconds" ma:index="14" nillable="true" ma:displayName="MediaLengthInSeconds" ma:hidden="true" ma:internalName="MediaLengthInSeconds" ma:readOnly="true">
-      <xsd:simpleType>
-        <xsd:restriction base="dms:Unknown"/>
-      </xsd:simpleType>
-    </xsd:element>
-    <xsd:element name="lcf76f155ced4ddcb4097134ff3c332f" ma:index="16" nillable="true" ma:taxonomy="true" ma:internalName="lcf76f155ced4ddcb4097134ff3c332f" ma:taxonomyFieldName="MediaServiceImageTags" ma:displayName="Etiquetas de imagen" ma:readOnly="false" ma:fieldId="{5cf76f15-5ced-4ddc-b409-7134ff3c332f}" ma:taxonomyMulti="true" ma:sspId="d33c8c81-5745-4931-bcc4-c2aeafe86780" ma:termSetId="09814cd3-568e-fe90-9814-8d621ff8fb84" ma:anchorId="fba54fb3-c3e1-fe81-a776-ca4b69148c4d" ma:open="true" ma:isKeyword="false">
+    <xsd:element name="SharedWithUsers" ma:index="8" nillable="true" ma:displayName="Compartido con" ma:internalName="SharedWithUsers" ma:readOnly="true">
       <xsd:complexType>
-        <xsd:sequence>
-          <xsd:element ref="pc:Terms" minOccurs="0" maxOccurs="1"/>
-        </xsd:sequence>
+        <xsd:complexContent>
+          <xsd:extension base="dms:UserMulti">
+            <xsd:sequence>
+              <xsd:element name="UserInfo" minOccurs="0" maxOccurs="unbounded">
+                <xsd:complexType>
+                  <xsd:sequence>
+                    <xsd:element name="DisplayName" type="xsd:string" minOccurs="0"/>
+                    <xsd:element name="AccountId" type="dms:UserId" minOccurs="0" nillable="true"/>
+                    <xsd:element name="AccountType" type="xsd:string" minOccurs="0"/>
+                  </xsd:sequence>
+                </xsd:complexType>
+              </xsd:element>
+            </xsd:sequence>
+          </xsd:extension>
+        </xsd:complexContent>
       </xsd:complexType>
     </xsd:element>
-    <xsd:element name="MediaServiceOCR" ma:index="18" nillable="true" ma:displayName="Extracted Text" ma:internalName="MediaServiceOCR" ma:readOnly="true">
+    <xsd:element name="SharedWithDetails" ma:index="9" nillable="true" ma:displayName="Detalles de uso compartido" ma:internalName="SharedWithDetails" ma:readOnly="true">
       <xsd:simpleType>
         <xsd:restriction base="dms:Note">
           <xsd:maxLength value="255"/>
         </xsd:restriction>
       </xsd:simpleType>
     </xsd:element>
-    <xsd:element name="MediaServiceBillingMetadata" ma:index="19" nillable="true" ma:displayName="MediaServiceBillingMetadata" ma:hidden="true" ma:internalName="MediaServiceBillingMetadata" ma:readOnly="true">
-      <xsd:simpleType>
-        <xsd:restriction base="dms:Note"/>
-      </xsd:simpleType>
-    </xsd:element>
-  </xsd:schema>
-  <xsd:schema xmlns:xsd="http://www.w3.org/2001/XMLSchema" xmlns:xs="http://www.w3.org/2001/XMLSchema" xmlns:dms="http://schemas.microsoft.com/office/2006/documentManagement/types" xmlns:pc="http://schemas.microsoft.com/office/infopath/2007/PartnerControls" targetNamespace="adccf511-daff-4bcb-9072-914cedbf4c7e" elementFormDefault="qualified">
-    <xsd:import namespace="http://schemas.microsoft.com/office/2006/documentManagement/types"/>
-    <xsd:import namespace="http://schemas.microsoft.com/office/infopath/2007/PartnerControls"/>
-    <xsd:element name="TaxCatchAll" ma:index="17" nillable="true" ma:displayName="Taxonomy Catch All Column" ma:hidden="true" ma:list="{d55fdbc5-1632-489d-aeea-ba6fd7407963}" ma:internalName="TaxCatchAll" ma:showField="CatchAllData" ma:web="adccf511-daff-4bcb-9072-914cedbf4c7e">
+    <xsd:element name="TaxCatchAll" ma:index="20" nillable="true" ma:displayName="Taxonomy Catch All Column" ma:hidden="true" ma:list="{a42ca037-5d13-4729-aeec-4237f141d2d6}" ma:internalName="TaxCatchAll" ma:showField="CatchAllData" ma:web="13c90a0b-73bc-4dc0-be5f-28d77b615beb">
       <xsd:complexType>
         <xsd:complexContent>
           <xsd:extension base="dms:MultiChoiceLookup">
@@ -21287,6 +20900,69 @@
           </xsd:extension>
         </xsd:complexContent>
       </xsd:complexType>
+    </xsd:element>
+  </xsd:schema>
+  <xsd:schema xmlns:xsd="http://www.w3.org/2001/XMLSchema" xmlns:xs="http://www.w3.org/2001/XMLSchema" xmlns:dms="http://schemas.microsoft.com/office/2006/documentManagement/types" xmlns:pc="http://schemas.microsoft.com/office/infopath/2007/PartnerControls" targetNamespace="13c93bba-48ce-428c-bfe5-88b42c19b028" elementFormDefault="qualified">
+    <xsd:import namespace="http://schemas.microsoft.com/office/2006/documentManagement/types"/>
+    <xsd:import namespace="http://schemas.microsoft.com/office/infopath/2007/PartnerControls"/>
+    <xsd:element name="MediaServiceMetadata" ma:index="10" nillable="true" ma:displayName="MediaServiceMetadata" ma:hidden="true" ma:internalName="MediaServiceMetadata" ma:readOnly="true">
+      <xsd:simpleType>
+        <xsd:restriction base="dms:Note"/>
+      </xsd:simpleType>
+    </xsd:element>
+    <xsd:element name="MediaServiceFastMetadata" ma:index="11" nillable="true" ma:displayName="MediaServiceFastMetadata" ma:hidden="true" ma:internalName="MediaServiceFastMetadata" ma:readOnly="true">
+      <xsd:simpleType>
+        <xsd:restriction base="dms:Note"/>
+      </xsd:simpleType>
+    </xsd:element>
+    <xsd:element name="MediaServiceSearchProperties" ma:index="12" nillable="true" ma:displayName="MediaServiceSearchProperties" ma:hidden="true" ma:internalName="MediaServiceSearchProperties" ma:readOnly="true">
+      <xsd:simpleType>
+        <xsd:restriction base="dms:Note"/>
+      </xsd:simpleType>
+    </xsd:element>
+    <xsd:element name="MediaServiceObjectDetectorVersions" ma:index="13" nillable="true" ma:displayName="MediaServiceObjectDetectorVersions" ma:hidden="true" ma:indexed="true" ma:internalName="MediaServiceObjectDetectorVersions" ma:readOnly="true">
+      <xsd:simpleType>
+        <xsd:restriction base="dms:Text"/>
+      </xsd:simpleType>
+    </xsd:element>
+    <xsd:element name="MediaServiceDateTaken" ma:index="14" nillable="true" ma:displayName="MediaServiceDateTaken" ma:hidden="true" ma:indexed="true" ma:internalName="MediaServiceDateTaken" ma:readOnly="true">
+      <xsd:simpleType>
+        <xsd:restriction base="dms:Text"/>
+      </xsd:simpleType>
+    </xsd:element>
+    <xsd:element name="MediaServiceGenerationTime" ma:index="15" nillable="true" ma:displayName="MediaServiceGenerationTime" ma:hidden="true" ma:internalName="MediaServiceGenerationTime" ma:readOnly="true">
+      <xsd:simpleType>
+        <xsd:restriction base="dms:Text"/>
+      </xsd:simpleType>
+    </xsd:element>
+    <xsd:element name="MediaServiceEventHashCode" ma:index="16" nillable="true" ma:displayName="MediaServiceEventHashCode" ma:hidden="true" ma:internalName="MediaServiceEventHashCode" ma:readOnly="true">
+      <xsd:simpleType>
+        <xsd:restriction base="dms:Text"/>
+      </xsd:simpleType>
+    </xsd:element>
+    <xsd:element name="MediaLengthInSeconds" ma:index="17" nillable="true" ma:displayName="MediaLengthInSeconds" ma:hidden="true" ma:internalName="MediaLengthInSeconds" ma:readOnly="true">
+      <xsd:simpleType>
+        <xsd:restriction base="dms:Unknown"/>
+      </xsd:simpleType>
+    </xsd:element>
+    <xsd:element name="lcf76f155ced4ddcb4097134ff3c332f" ma:index="19" nillable="true" ma:taxonomy="true" ma:internalName="lcf76f155ced4ddcb4097134ff3c332f" ma:taxonomyFieldName="MediaServiceImageTags" ma:displayName="Etiquetas de imagen" ma:readOnly="false" ma:fieldId="{5cf76f15-5ced-4ddc-b409-7134ff3c332f}" ma:taxonomyMulti="true" ma:sspId="d33c8c81-5745-4931-bcc4-c2aeafe86780" ma:termSetId="09814cd3-568e-fe90-9814-8d621ff8fb84" ma:anchorId="fba54fb3-c3e1-fe81-a776-ca4b69148c4d" ma:open="true" ma:isKeyword="false">
+      <xsd:complexType>
+        <xsd:sequence>
+          <xsd:element ref="pc:Terms" minOccurs="0" maxOccurs="1"/>
+        </xsd:sequence>
+      </xsd:complexType>
+    </xsd:element>
+    <xsd:element name="MediaServiceOCR" ma:index="21" nillable="true" ma:displayName="Extracted Text" ma:internalName="MediaServiceOCR" ma:readOnly="true">
+      <xsd:simpleType>
+        <xsd:restriction base="dms:Note">
+          <xsd:maxLength value="255"/>
+        </xsd:restriction>
+      </xsd:simpleType>
+    </xsd:element>
+    <xsd:element name="MediaServiceLocation" ma:index="22" nillable="true" ma:displayName="Location" ma:description="" ma:indexed="true" ma:internalName="MediaServiceLocation" ma:readOnly="true">
+      <xsd:simpleType>
+        <xsd:restriction base="dms:Text"/>
+      </xsd:simpleType>
     </xsd:element>
   </xsd:schema>
   <xsd:schema xmlns="http://schemas.openxmlformats.org/package/2006/metadata/core-properties" xmlns:xsd="http://www.w3.org/2001/XMLSchema" xmlns:xsi="http://www.w3.org/2001/XMLSchema-instance" xmlns:dc="http://purl.org/dc/elements/1.1/" xmlns:dcterms="http://purl.org/dc/terms/" xmlns:odoc="http://schemas.microsoft.com/internal/obd" targetNamespace="http://schemas.openxmlformats.org/package/2006/metadata/core-properties" elementFormDefault="qualified" attributeFormDefault="unqualified" blockDefault="#all">
@@ -21388,15 +21064,16 @@
 </ct:contentTypeSchema>
 </file>
 
-<file path=customXml/itemProps1.xml><?xml version="1.0" encoding="utf-8"?>
-<ds:datastoreItem xmlns:ds="http://schemas.openxmlformats.org/officeDocument/2006/customXml" ds:itemID="{E8AB44A3-7C62-4BD2-82ED-8ABC209970FA}">
-  <ds:schemaRefs>
-    <ds:schemaRef ds:uri="http://schemas.openxmlformats.org/officeDocument/2006/bibliography"/>
-  </ds:schemaRefs>
-</ds:datastoreItem>
+<file path=customXml/item4.xml><?xml version="1.0" encoding="utf-8"?>
+<?mso-contentType ?>
+<FormTemplates xmlns="http://schemas.microsoft.com/sharepoint/v3/contenttype/forms">
+  <Display>DocumentLibraryForm</Display>
+  <Edit>DocumentLibraryForm</Edit>
+  <New>DocumentLibraryForm</New>
+</FormTemplates>
 </file>
 
-<file path=customXml/itemProps2.xml><?xml version="1.0" encoding="utf-8"?>
+<file path=customXml/itemProps1.xml><?xml version="1.0" encoding="utf-8"?>
 <ds:datastoreItem xmlns:ds="http://schemas.openxmlformats.org/officeDocument/2006/customXml" ds:itemID="{1145D752-ACC1-45E1-AB53-0C756F67FC7F}">
   <ds:schemaRefs>
     <ds:schemaRef ds:uri="http://schemas.microsoft.com/office/2006/metadata/properties"/>
@@ -21407,29 +21084,22 @@
 </ds:datastoreItem>
 </file>
 
+<file path=customXml/itemProps2.xml><?xml version="1.0" encoding="utf-8"?>
+<ds:datastoreItem xmlns:ds="http://schemas.openxmlformats.org/officeDocument/2006/customXml" ds:itemID="{E8AB44A3-7C62-4BD2-82ED-8ABC209970FA}">
+  <ds:schemaRefs>
+    <ds:schemaRef ds:uri="http://schemas.openxmlformats.org/officeDocument/2006/bibliography"/>
+  </ds:schemaRefs>
+</ds:datastoreItem>
+</file>
+
 <file path=customXml/itemProps3.xml><?xml version="1.0" encoding="utf-8"?>
+<ds:datastoreItem xmlns:ds="http://schemas.openxmlformats.org/officeDocument/2006/customXml" ds:itemID="{69316E0F-E682-4C64-B95C-F146952F8454}"/>
+</file>
+
+<file path=customXml/itemProps4.xml><?xml version="1.0" encoding="utf-8"?>
 <ds:datastoreItem xmlns:ds="http://schemas.openxmlformats.org/officeDocument/2006/customXml" ds:itemID="{81CBDEC1-3B00-44ED-AD36-0268077980BA}">
   <ds:schemaRefs>
     <ds:schemaRef ds:uri="http://schemas.microsoft.com/sharepoint/v3/contenttype/forms"/>
   </ds:schemaRefs>
 </ds:datastoreItem>
-</file>
-
-<file path=customXml/itemProps4.xml><?xml version="1.0" encoding="utf-8"?>
-<ds:datastoreItem xmlns:ds="http://schemas.openxmlformats.org/officeDocument/2006/customXml" ds:itemID="{996434B9-CC1E-4468-A086-AA07C2AF1350}">
-  <ds:schemaRefs>
-    <ds:schemaRef ds:uri="http://schemas.microsoft.com/office/2006/metadata/contentType"/>
-    <ds:schemaRef ds:uri="http://schemas.microsoft.com/office/2006/metadata/properties/metaAttributes"/>
-    <ds:schemaRef ds:uri="http://www.w3.org/2001/XMLSchema"/>
-    <ds:schemaRef ds:uri="http://schemas.microsoft.com/office/2006/metadata/properties"/>
-    <ds:schemaRef ds:uri="a70d3c18-0869-45a1-9f75-4b4b8f0f32be"/>
-    <ds:schemaRef ds:uri="adccf511-daff-4bcb-9072-914cedbf4c7e"/>
-    <ds:schemaRef ds:uri="http://schemas.microsoft.com/office/2006/documentManagement/types"/>
-    <ds:schemaRef ds:uri="http://schemas.microsoft.com/office/infopath/2007/PartnerControls"/>
-    <ds:schemaRef ds:uri="http://schemas.openxmlformats.org/package/2006/metadata/core-properties"/>
-    <ds:schemaRef ds:uri="http://purl.org/dc/elements/1.1/"/>
-    <ds:schemaRef ds:uri="http://purl.org/dc/terms/"/>
-    <ds:schemaRef ds:uri="http://schemas.microsoft.com/internal/obd"/>
-  </ds:schemaRefs>
-</ds:datastoreItem>
 </file>
--- a/fuentes/CFA2_135333_DU.docx
+++ b/fuentes/CFA2_135333_DU.docx
@@ -2486,7 +2486,7 @@
           <w:noProof/>
         </w:rPr>
         <w:drawing>
-          <wp:inline distT="0" distB="0" distL="0" distR="0" wp14:anchorId="09946900" wp14:editId="7DCB17DC">
+          <wp:inline distT="0" distB="0" distL="0" distR="0" wp14:anchorId="09946900" wp14:editId="284CAE74">
             <wp:extent cx="4559235" cy="2564569"/>
             <wp:effectExtent l="0" t="0" r="0" b="7620"/>
             <wp:docPr id="245925050" name="Imagen 4">
@@ -2810,6 +2810,7 @@
         </w:rPr>
         <w:t xml:space="preserve">Los </w:t>
       </w:r>
+      <w:proofErr w:type="spellStart"/>
       <w:r>
         <w:rPr>
           <w:rStyle w:val="Extranjerismo"/>
@@ -2817,6 +2818,7 @@
         </w:rPr>
         <w:t>millennials</w:t>
       </w:r>
+      <w:proofErr w:type="spellEnd"/>
       <w:r>
         <w:rPr>
           <w:rFonts w:ascii="Calibri" w:hAnsi="Calibri" w:cs="Calibri"/>
@@ -2974,9 +2976,9 @@
           <w:noProof/>
         </w:rPr>
         <w:drawing>
-          <wp:inline distT="0" distB="0" distL="0" distR="0" wp14:anchorId="5CE23613" wp14:editId="1A77B799">
-            <wp:extent cx="4466764" cy="2512554"/>
-            <wp:effectExtent l="0" t="0" r="0" b="2540"/>
+          <wp:inline distT="0" distB="0" distL="0" distR="0" wp14:anchorId="5CE23613" wp14:editId="06A94F1D">
+            <wp:extent cx="4679998" cy="2632499"/>
+            <wp:effectExtent l="0" t="0" r="6350" b="0"/>
             <wp:docPr id="1057223972" name="Imagen 5">
               <a:extLst xmlns:a="http://schemas.openxmlformats.org/drawingml/2006/main">
                 <a:ext uri="{C183D7F6-B498-43B3-948B-1728B52AA6E4}">
@@ -3017,7 +3019,7 @@
                   <pic:spPr bwMode="auto">
                     <a:xfrm>
                       <a:off x="0" y="0"/>
-                      <a:ext cx="4466764" cy="2512554"/>
+                      <a:ext cx="4679998" cy="2632499"/>
                     </a:xfrm>
                     <a:prstGeom prst="rect">
                       <a:avLst/>
@@ -3103,45 +3105,43 @@
           </w:tcPr>
           <w:p>
             <w:pPr>
-              <w:pStyle w:val="Video"/>
-              <w:numPr>
-                <w:ilvl w:val="0"/>
-                <w:numId w:val="0"/>
-              </w:numPr>
-              <w:ind w:left="306"/>
-              <w:jc w:val="left"/>
               <w:rPr>
                 <w:b/>
-                <w:lang w:val="es-419"/>
-              </w:rPr>
-            </w:pPr>
-            <w:r>
-              <w:rPr>
-                <w:b/>
-                <w:lang w:val="es-419"/>
-              </w:rPr>
-              <w:t>Transcripción</w:t>
-            </w:r>
-            <w:r>
-              <w:rPr>
-                <w:b/>
-                <w:lang w:val="es-419"/>
-              </w:rPr>
-              <w:t xml:space="preserve"> del video:</w:t>
-            </w:r>
-            <w:r>
-              <w:rPr>
-                <w:b/>
-                <w:lang w:val="es-419"/>
-              </w:rPr>
-              <w:t xml:space="preserve"> </w:t>
-            </w:r>
-            <w:r>
-              <w:rPr>
                 <w:bCs/>
                 <w:lang w:val="es-419"/>
               </w:rPr>
-              <w:t>Características de un sistema eficaz de atención al cliente</w:t>
+            </w:pPr>
+            <w:r>
+              <w:rPr>
+                <w:b/>
+                <w:bCs/>
+                <w:lang w:val="es-419"/>
+              </w:rPr>
+              <w:t>Transcripción</w:t>
+            </w:r>
+            <w:r>
+              <w:rPr>
+                <w:b/>
+                <w:bCs/>
+                <w:lang w:val="es-419"/>
+              </w:rPr>
+              <w:t xml:space="preserve"> del video</w:t>
+            </w:r>
+            <w:r>
+              <w:rPr>
+                <w:b/>
+                <w:bCs/>
+                <w:lang w:val="es-419"/>
+              </w:rPr>
+              <w:t>. C</w:t>
+            </w:r>
+            <w:r>
+              <w:rPr>
+                <w:b/>
+                <w:bCs/>
+                <w:lang w:val="es-419"/>
+              </w:rPr>
+              <w:t>aracterísticas de un sistema eficaz de atención al cliente</w:t>
             </w:r>
           </w:p>
         </w:tc>
@@ -3203,17 +3203,17 @@
               <w:t>y</w:t>
             </w:r>
             <w:r>
-              <w:t xml:space="preserve"> o viaje del cliente, en el que se analiza cómo el cliente toma su decisión de compra de acuerdo con la comparación que haga con otros productos que se ofrecen en la </w:t>
+              <w:t xml:space="preserve"> o viaje del cliente, en el que se analiza cómo el cliente toma su decisión de compra de acuerdo con la </w:t>
+            </w:r>
+            <w:r>
+              <w:lastRenderedPageBreak/>
+              <w:t xml:space="preserve">comparación que haga con otros productos que se ofrecen en la </w:t>
             </w:r>
             <w:r>
               <w:t>web</w:t>
             </w:r>
             <w:r>
-              <w:t xml:space="preserve">. Por tanto, si </w:t>
-            </w:r>
-            <w:r>
-              <w:lastRenderedPageBreak/>
-              <w:t>una empresa logra dar una respuesta y acompañar a su cliente potencial de forma más rápida y eficaz, tendrá la posibilidad de que este compre sus productos o servicios.</w:t>
+              <w:t>. Por tanto, si una empresa logra dar una respuesta y acompañar a su cliente potencial de forma más rápida y eficaz, tendrá la posibilidad de que este compre sus productos o servicios.</w:t>
             </w:r>
           </w:p>
           <w:p>
@@ -3286,7 +3286,7 @@
               <w:t>, e</w:t>
             </w:r>
             <w:r>
-              <w:t>s ideal establecer distintas secciones para la atención al cliente que garanticen que se cuenta con personal especializado en cada una de ellas, según las necesidades del cliente, pues una queja no tiene la misma prioridad que una solicitud de información.</w:t>
+              <w:t>s ideal establecer distintas secciones para la atención al cliente que garantice que se cuenta con personal especializado en cada una de ellas, según las necesidades del cliente, pues una queja no tiene la misma prioridad que una solicitud de información.</w:t>
             </w:r>
             <w:r>
               <w:t xml:space="preserve"> </w:t>
@@ -3351,6 +3351,7 @@
         <w:rPr>
           <w:lang w:val="es-419" w:eastAsia="es-CO"/>
         </w:rPr>
+        <w:lastRenderedPageBreak/>
         <w:br w:type="page"/>
       </w:r>
     </w:p>
@@ -3432,6 +3433,7 @@
           <w:lang w:val="es-419" w:eastAsia="es-CO"/>
         </w:rPr>
       </w:pPr>
+      <w:proofErr w:type="spellStart"/>
       <w:r>
         <w:rPr>
           <w:rStyle w:val="Extranjerismo"/>
@@ -3441,6 +3443,7 @@
         </w:rPr>
         <w:t>Livechat</w:t>
       </w:r>
+      <w:proofErr w:type="spellEnd"/>
       <w:r>
         <w:rPr>
           <w:b/>
@@ -3449,6 +3452,7 @@
         </w:rPr>
         <w:t xml:space="preserve"> y </w:t>
       </w:r>
+      <w:proofErr w:type="spellStart"/>
       <w:r>
         <w:rPr>
           <w:rStyle w:val="Extranjerismo"/>
@@ -3458,6 +3462,7 @@
         </w:rPr>
         <w:t>chatbot</w:t>
       </w:r>
+      <w:proofErr w:type="spellEnd"/>
     </w:p>
     <w:p>
       <w:pPr>
@@ -3587,7 +3592,7 @@
           <w:noProof/>
         </w:rPr>
         <w:drawing>
-          <wp:inline distT="0" distB="0" distL="0" distR="0" wp14:anchorId="6CDC54FF" wp14:editId="7405B82E">
+          <wp:inline distT="0" distB="0" distL="0" distR="0" wp14:anchorId="6CDC54FF" wp14:editId="1C44637C">
             <wp:extent cx="4496873" cy="2529491"/>
             <wp:effectExtent l="0" t="0" r="0" b="4445"/>
             <wp:docPr id="572698455" name="Imagen 6">
@@ -4548,7 +4553,7 @@
           <w:noProof/>
         </w:rPr>
         <w:drawing>
-          <wp:inline distT="0" distB="0" distL="0" distR="0" wp14:anchorId="01842580" wp14:editId="29B085B2">
+          <wp:inline distT="0" distB="0" distL="0" distR="0" wp14:anchorId="01842580" wp14:editId="4C0CA5E0">
             <wp:extent cx="4812083" cy="2706796"/>
             <wp:effectExtent l="0" t="0" r="7620" b="0"/>
             <wp:docPr id="1542056856" name="Imagen 13">
@@ -6604,7 +6609,35 @@
               <w:rPr>
                 <w:lang w:val="es-419" w:eastAsia="es-CO"/>
               </w:rPr>
-              <w:t>Recaudo electrónico: diferentes canales como Efecty, Nequi, Daviplata, etc.</w:t>
+              <w:t xml:space="preserve">Recaudo electrónico: diferentes canales como Efecty, </w:t>
+            </w:r>
+            <w:proofErr w:type="spellStart"/>
+            <w:r>
+              <w:rPr>
+                <w:lang w:val="es-419" w:eastAsia="es-CO"/>
+              </w:rPr>
+              <w:t>Nequi</w:t>
+            </w:r>
+            <w:proofErr w:type="spellEnd"/>
+            <w:r>
+              <w:rPr>
+                <w:lang w:val="es-419" w:eastAsia="es-CO"/>
+              </w:rPr>
+              <w:t xml:space="preserve">, </w:t>
+            </w:r>
+            <w:proofErr w:type="spellStart"/>
+            <w:r>
+              <w:rPr>
+                <w:lang w:val="es-419" w:eastAsia="es-CO"/>
+              </w:rPr>
+              <w:t>Daviplata</w:t>
+            </w:r>
+            <w:proofErr w:type="spellEnd"/>
+            <w:r>
+              <w:rPr>
+                <w:lang w:val="es-419" w:eastAsia="es-CO"/>
+              </w:rPr>
+              <w:t>, etc.</w:t>
             </w:r>
           </w:p>
         </w:tc>
@@ -8464,6 +8497,7 @@
         <w:lastRenderedPageBreak/>
         <w:t xml:space="preserve">Notificaciones </w:t>
       </w:r>
+      <w:proofErr w:type="spellStart"/>
       <w:r>
         <w:rPr>
           <w:rStyle w:val="Extranjerismo"/>
@@ -8471,6 +8505,7 @@
         </w:rPr>
         <w:t>push</w:t>
       </w:r>
+      <w:proofErr w:type="spellEnd"/>
       <w:r>
         <w:rPr>
           <w:lang w:val="es-419" w:eastAsia="es-CO"/>
@@ -8835,8 +8870,18 @@
           <w:lang w:val="es-419" w:eastAsia="es-CO"/>
         </w:rPr>
         <w:lastRenderedPageBreak/>
-        <w:t>Barreras sociográficas</w:t>
-      </w:r>
+        <w:t xml:space="preserve">Barreras </w:t>
+      </w:r>
+      <w:proofErr w:type="spellStart"/>
+      <w:r>
+        <w:rPr>
+          <w:b/>
+          <w:bCs/>
+          <w:lang w:val="es-419" w:eastAsia="es-CO"/>
+        </w:rPr>
+        <w:t>sociográficas</w:t>
+      </w:r>
+      <w:proofErr w:type="spellEnd"/>
     </w:p>
     <w:p>
       <w:pPr>
@@ -9129,12 +9174,21 @@
         </w:rPr>
         <w:t xml:space="preserve">En la jerarquización de la comunicación con los clientes juegan un papel fundamental los representantes de servicio al cliente, los agentes de los </w:t>
       </w:r>
+      <w:proofErr w:type="spellStart"/>
       <w:r>
         <w:rPr>
           <w:rStyle w:val="Extranjerismo"/>
           <w:lang w:val="es-419" w:eastAsia="es-CO"/>
         </w:rPr>
-        <w:t>call center</w:t>
+        <w:t>call</w:t>
+      </w:r>
+      <w:proofErr w:type="spellEnd"/>
+      <w:r>
+        <w:rPr>
+          <w:rStyle w:val="Extranjerismo"/>
+          <w:lang w:val="es-419" w:eastAsia="es-CO"/>
+        </w:rPr>
+        <w:t xml:space="preserve"> center</w:t>
       </w:r>
       <w:r>
         <w:rPr>
@@ -9311,12 +9365,21 @@
         </w:rPr>
         <w:t>Los funcionarios del centro de llamadas (</w:t>
       </w:r>
+      <w:proofErr w:type="spellStart"/>
       <w:r>
         <w:rPr>
           <w:rStyle w:val="Extranjerismo"/>
           <w:lang w:val="es-419" w:eastAsia="es-CO"/>
         </w:rPr>
-        <w:t>call center</w:t>
+        <w:t>call</w:t>
+      </w:r>
+      <w:proofErr w:type="spellEnd"/>
+      <w:r>
+        <w:rPr>
+          <w:rStyle w:val="Extranjerismo"/>
+          <w:lang w:val="es-419" w:eastAsia="es-CO"/>
+        </w:rPr>
+        <w:t xml:space="preserve"> center</w:t>
       </w:r>
       <w:r>
         <w:rPr>
@@ -9456,7 +9519,19 @@
         <w:rPr>
           <w:lang w:val="es-419" w:eastAsia="es-CO"/>
         </w:rPr>
-        <w:t>A continuación, se muestran las técnicas de comunicación con sus objetivos y estrategias:</w:t>
+        <w:t xml:space="preserve">A continuación, se </w:t>
+      </w:r>
+      <w:r>
+        <w:rPr>
+          <w:lang w:val="es-419" w:eastAsia="es-CO"/>
+        </w:rPr>
+        <w:t>describen</w:t>
+      </w:r>
+      <w:r>
+        <w:rPr>
+          <w:lang w:val="es-419" w:eastAsia="es-CO"/>
+        </w:rPr>
+        <w:t xml:space="preserve"> las técnicas de comunicación con sus objetivos y estrategias:</w:t>
       </w:r>
     </w:p>
     <w:p>
@@ -9870,7 +9945,21 @@
               <w:rPr>
                 <w:lang w:val="es-419" w:eastAsia="es-CO"/>
               </w:rPr>
-              <w:t xml:space="preserve">La cara es la parte de nuestro cuerpo que presenta mayor gestualización, a la hora de atender al cliente se debe ser muy cuidadoso evitando hacer gestos </w:t>
+              <w:t xml:space="preserve">La cara es la parte de nuestro cuerpo que presenta mayor </w:t>
+            </w:r>
+            <w:proofErr w:type="spellStart"/>
+            <w:r>
+              <w:rPr>
+                <w:lang w:val="es-419" w:eastAsia="es-CO"/>
+              </w:rPr>
+              <w:t>gestualización</w:t>
+            </w:r>
+            <w:proofErr w:type="spellEnd"/>
+            <w:r>
+              <w:rPr>
+                <w:lang w:val="es-419" w:eastAsia="es-CO"/>
+              </w:rPr>
+              <w:t xml:space="preserve">, a la hora de atender al cliente se debe ser muy cuidadoso evitando hacer gestos </w:t>
             </w:r>
             <w:r>
               <w:rPr>
@@ -10511,7 +10600,7 @@
           <w:noProof/>
         </w:rPr>
         <w:drawing>
-          <wp:inline distT="0" distB="0" distL="0" distR="0" wp14:anchorId="0FD6810D" wp14:editId="68DAB722">
+          <wp:inline distT="0" distB="0" distL="0" distR="0" wp14:anchorId="0FD6810D" wp14:editId="429AE9EB">
             <wp:extent cx="4285674" cy="2410691"/>
             <wp:effectExtent l="0" t="0" r="635" b="8890"/>
             <wp:docPr id="1468736784" name="Imagen 9">
@@ -11538,13 +11627,31 @@
         </w:rPr>
         <w:t xml:space="preserve"> de </w:t>
       </w:r>
+      <w:proofErr w:type="spellStart"/>
       <w:r>
         <w:rPr>
           <w:rStyle w:val="Extranjerismo"/>
           <w:lang w:val="es-419" w:eastAsia="es-CO"/>
         </w:rPr>
-        <w:t>Customer Relationship</w:t>
-      </w:r>
+        <w:t>Customer</w:t>
+      </w:r>
+      <w:proofErr w:type="spellEnd"/>
+      <w:r>
+        <w:rPr>
+          <w:rStyle w:val="Extranjerismo"/>
+          <w:lang w:val="es-419" w:eastAsia="es-CO"/>
+        </w:rPr>
+        <w:t xml:space="preserve"> </w:t>
+      </w:r>
+      <w:proofErr w:type="spellStart"/>
+      <w:r>
+        <w:rPr>
+          <w:rStyle w:val="Extranjerismo"/>
+          <w:lang w:val="es-419" w:eastAsia="es-CO"/>
+        </w:rPr>
+        <w:t>Relationship</w:t>
+      </w:r>
+      <w:proofErr w:type="spellEnd"/>
       <w:r>
         <w:rPr>
           <w:lang w:val="es-419" w:eastAsia="es-CO"/>
@@ -11682,6 +11789,7 @@
         <w:lastRenderedPageBreak/>
         <w:t xml:space="preserve">en el momento que lo requiera, estos centros de ayuda son los </w:t>
       </w:r>
+      <w:proofErr w:type="spellStart"/>
       <w:r>
         <w:rPr>
           <w:rStyle w:val="Extranjerismo"/>
@@ -11689,6 +11797,7 @@
         </w:rPr>
         <w:t>chatbots</w:t>
       </w:r>
+      <w:proofErr w:type="spellEnd"/>
       <w:r>
         <w:rPr>
           <w:lang w:val="es-419" w:eastAsia="es-CO"/>
@@ -12435,7 +12544,15 @@
     </w:p>
     <w:p>
       <w:r>
-        <w:t>Cajal, F., A. (2020). Portafolio de servicios: tipos, partes y ejemplos. Lifeder.</w:t>
+        <w:t xml:space="preserve">Cajal, F., A. (2020). Portafolio de servicios: tipos, partes y ejemplos. </w:t>
+      </w:r>
+      <w:proofErr w:type="spellStart"/>
+      <w:r>
+        <w:t>Lifeder</w:t>
+      </w:r>
+      <w:proofErr w:type="spellEnd"/>
+      <w:r>
+        <w:t>.</w:t>
       </w:r>
     </w:p>
     <w:p>
@@ -12576,14 +12693,27 @@
       </w:r>
     </w:p>
     <w:p>
-      <w:r>
-        <w:t xml:space="preserve">Models, Inc., </w:t>
+      <w:proofErr w:type="spellStart"/>
+      <w:r>
+        <w:t>Models</w:t>
+      </w:r>
+      <w:proofErr w:type="spellEnd"/>
+      <w:r>
+        <w:t xml:space="preserve">, Inc., </w:t>
       </w:r>
       <w:r>
         <w:t>y</w:t>
       </w:r>
       <w:r>
-        <w:t xml:space="preserve"> Communication. (2011). </w:t>
+        <w:t xml:space="preserve"> </w:t>
+      </w:r>
+      <w:proofErr w:type="spellStart"/>
+      <w:r>
+        <w:t>Communication</w:t>
+      </w:r>
+      <w:proofErr w:type="spellEnd"/>
+      <w:r>
+        <w:t xml:space="preserve">. (2011). </w:t>
       </w:r>
       <w:r>
         <w:rPr>
@@ -13511,8 +13641,17 @@
                 <w:szCs w:val="24"/>
               </w:rPr>
               <w:lastRenderedPageBreak/>
-              <w:t>Gilberto Junior Rodríguez Rodríguez</w:t>
-            </w:r>
+              <w:t xml:space="preserve">Gilberto Junior Rodríguez </w:t>
+            </w:r>
+            <w:proofErr w:type="spellStart"/>
+            <w:r>
+              <w:rPr>
+                <w:rFonts w:cs="Calibri"/>
+                <w:szCs w:val="24"/>
+              </w:rPr>
+              <w:t>Rodríguez</w:t>
+            </w:r>
+            <w:proofErr w:type="spellEnd"/>
           </w:p>
         </w:tc>
         <w:tc>
@@ -13672,8 +13811,17 @@
                 <w:rFonts w:cs="Calibri"/>
                 <w:szCs w:val="24"/>
               </w:rPr>
-              <w:t>Ernesto Navarro Jaimes</w:t>
-            </w:r>
+              <w:t xml:space="preserve">Ernesto Navarro </w:t>
+            </w:r>
+            <w:proofErr w:type="spellStart"/>
+            <w:r>
+              <w:rPr>
+                <w:rFonts w:cs="Calibri"/>
+                <w:szCs w:val="24"/>
+              </w:rPr>
+              <w:t>Jaimes</w:t>
+            </w:r>
+            <w:proofErr w:type="spellEnd"/>
           </w:p>
         </w:tc>
         <w:tc>
@@ -13828,12 +13976,21 @@
                 <w:szCs w:val="24"/>
               </w:rPr>
             </w:pPr>
+            <w:proofErr w:type="spellStart"/>
             <w:r>
               <w:rPr>
                 <w:rFonts w:cs="Calibri"/>
                 <w:szCs w:val="24"/>
               </w:rPr>
-              <w:t>Yicelly Estefania Mesa Silva</w:t>
+              <w:t>Yicelly</w:t>
+            </w:r>
+            <w:proofErr w:type="spellEnd"/>
+            <w:r>
+              <w:rPr>
+                <w:rFonts w:cs="Calibri"/>
+                <w:szCs w:val="24"/>
+              </w:rPr>
+              <w:t xml:space="preserve"> Estefania Mesa Silva</w:t>
             </w:r>
           </w:p>
         </w:tc>
@@ -13921,12 +14078,21 @@
                 <w:szCs w:val="24"/>
               </w:rPr>
             </w:pPr>
+            <w:proofErr w:type="spellStart"/>
             <w:r>
               <w:rPr>
                 <w:rFonts w:cs="Calibri"/>
                 <w:szCs w:val="24"/>
               </w:rPr>
-              <w:t>Ludwyng Corzo García</w:t>
+              <w:t>Ludwyng</w:t>
+            </w:r>
+            <w:proofErr w:type="spellEnd"/>
+            <w:r>
+              <w:rPr>
+                <w:rFonts w:cs="Calibri"/>
+                <w:szCs w:val="24"/>
+              </w:rPr>
+              <w:t xml:space="preserve"> Corzo García</w:t>
             </w:r>
           </w:p>
         </w:tc>
@@ -21078,8 +21244,8 @@
   <ds:schemaRefs>
     <ds:schemaRef ds:uri="http://schemas.microsoft.com/office/2006/metadata/properties"/>
     <ds:schemaRef ds:uri="http://schemas.microsoft.com/office/infopath/2007/PartnerControls"/>
-    <ds:schemaRef ds:uri="adccf511-daff-4bcb-9072-914cedbf4c7e"/>
-    <ds:schemaRef ds:uri="a70d3c18-0869-45a1-9f75-4b4b8f0f32be"/>
+    <ds:schemaRef ds:uri="13c90a0b-73bc-4dc0-be5f-28d77b615beb"/>
+    <ds:schemaRef ds:uri="13c93bba-48ce-428c-bfe5-88b42c19b028"/>
   </ds:schemaRefs>
 </ds:datastoreItem>
 </file>
@@ -21093,7 +21259,22 @@
 </file>
 
 <file path=customXml/itemProps3.xml><?xml version="1.0" encoding="utf-8"?>
-<ds:datastoreItem xmlns:ds="http://schemas.openxmlformats.org/officeDocument/2006/customXml" ds:itemID="{69316E0F-E682-4C64-B95C-F146952F8454}"/>
+<ds:datastoreItem xmlns:ds="http://schemas.openxmlformats.org/officeDocument/2006/customXml" ds:itemID="{FA1B781A-F25A-4A2C-9D8D-BDD73F50B939}">
+  <ds:schemaRefs>
+    <ds:schemaRef ds:uri="http://schemas.microsoft.com/office/2006/metadata/contentType"/>
+    <ds:schemaRef ds:uri="http://schemas.microsoft.com/office/2006/metadata/properties/metaAttributes"/>
+    <ds:schemaRef ds:uri="http://www.w3.org/2001/XMLSchema"/>
+    <ds:schemaRef ds:uri="http://schemas.microsoft.com/office/2006/metadata/properties"/>
+    <ds:schemaRef ds:uri="13c90a0b-73bc-4dc0-be5f-28d77b615beb"/>
+    <ds:schemaRef ds:uri="13c93bba-48ce-428c-bfe5-88b42c19b028"/>
+    <ds:schemaRef ds:uri="http://schemas.microsoft.com/office/2006/documentManagement/types"/>
+    <ds:schemaRef ds:uri="http://schemas.microsoft.com/office/infopath/2007/PartnerControls"/>
+    <ds:schemaRef ds:uri="http://schemas.openxmlformats.org/package/2006/metadata/core-properties"/>
+    <ds:schemaRef ds:uri="http://purl.org/dc/elements/1.1/"/>
+    <ds:schemaRef ds:uri="http://purl.org/dc/terms/"/>
+    <ds:schemaRef ds:uri="http://schemas.microsoft.com/internal/obd"/>
+  </ds:schemaRefs>
+</ds:datastoreItem>
 </file>
 
 <file path=customXml/itemProps4.xml><?xml version="1.0" encoding="utf-8"?>
